--- a/tests/corpus_v2/docs/agency_0008.docx
+++ b/tests/corpus_v2/docs/agency_0008.docx
@@ -646,7 +646,7 @@
     <w:p>
       <w:r>
         <w:pict>
-          <v:shape id="tb1990" type="#_x0000_t202" style="position:absolute;margin-left:0;margin-top:0;width:400pt;height:40pt">
+          <v:shape id="tb5964" type="#_x0000_t202" style="position:absolute;margin-left:0;margin-top:0;width:400pt;height:40pt">
             <v:textbox>
               <w:txbxContent>
                 <w:p>

--- a/tests/corpus_v2/docs/agency_0008.docx
+++ b/tests/corpus_v2/docs/agency_0008.docx
@@ -18,7 +18,13 @@
         <w:rPr>
           <w:b/>
         </w:rPr>
-        <w:t xml:space="preserve">№ 16/2024-А</w:t>
+        <w:t xml:space="preserve">№ </w:t>
+      </w:r>
+      <w:r>
+        <w:rPr>
+          <w:b/>
+        </w:rPr>
+        <w:t xml:space="preserve">8/2024-А</w:t>
       </w:r>
     </w:p>
     <w:p/>
@@ -30,7 +36,7 @@
         <w:t xml:space="preserve">     </w:t>
       </w:r>
       <w:r>
-        <w:t xml:space="preserve">«16» ноября 2023 г.</w:t>
+        <w:t xml:space="preserve">16.11.2023 г.</w:t>
       </w:r>
     </w:p>
     <w:p/>
@@ -69,10 +75,10 @@
         <w:t xml:space="preserve">, именуемый в дальнейшем «Принципал», действующий на основании свидетельства о государственной регистрации</w:t>
       </w:r>
       <w:r>
-        <w:t xml:space="preserve">, с другой стороны, совместно именуемые «Стороны», заключили настоящий </w:t>
-      </w:r>
-      <w:r>
-        <w:t xml:space="preserve">Договор № 39/2023-Д</w:t>
+        <w:t xml:space="preserve">, с другой стороны, совместно именуемые «Стороны», заключили настоящий Договор № </w:t>
+      </w:r>
+      <w:r>
+        <w:t xml:space="preserve">49247/244-сс</w:t>
       </w:r>
       <w:r>
         <w:t xml:space="preserve"> (далее — Договор) о нижеследующем:</w:t>
@@ -111,7 +117,7 @@
         <w:t xml:space="preserve">Агентское вознаграждение: </w:t>
       </w:r>
       <w:r>
-        <w:t xml:space="preserve">20 (двадцать) процентов</w:t>
+        <w:t xml:space="preserve">0,2 (две десятых процента) процента от стоимости неоплаченных работ</w:t>
       </w:r>
       <w:r>
         <w:t xml:space="preserve">. Вознаграждение исчисляется от суммы заключённых сделок.</w:t>
@@ -139,7 +145,7 @@
         <w:t xml:space="preserve">2.1. Общая цена Договора: </w:t>
       </w:r>
       <w:r>
-        <w:t xml:space="preserve">не менее 1 000 (Одной тысячи) рублей</w:t>
+        <w:t xml:space="preserve">цена Контракта составляет ______ рублей ______ копеек</w:t>
       </w:r>
       <w:r>
         <w:t xml:space="preserve">.</w:t>
@@ -150,7 +156,7 @@
         <w:t xml:space="preserve">2.2. Налог: </w:t>
       </w:r>
       <w:r>
-        <w:t xml:space="preserve">0,01 (одной сотой) % от цены Договора</w:t>
+        <w:t xml:space="preserve">1/300 ключевой ставки ЦБ РФ годовых</w:t>
       </w:r>
       <w:r>
         <w:t xml:space="preserve">.</w:t>
@@ -161,7 +167,7 @@
         <w:t xml:space="preserve">2.3. Срок оплаты — </w:t>
       </w:r>
       <w:r>
-        <w:t xml:space="preserve">не более 36 месяцев с момента заключения кредитного договора</w:t>
+        <w:t xml:space="preserve">в течение 60 (Шестидесяти) дней с даты подписания Сторонами акта сдачи-приемки оказанных услуг</w:t>
       </w:r>
       <w:r>
         <w:t xml:space="preserve">.</w:t>
@@ -181,7 +187,7 @@
         <w:t xml:space="preserve">, артикул </w:t>
       </w:r>
       <w:r>
-        <w:t xml:space="preserve">RM-3241-73</w:t>
+        <w:t xml:space="preserve">RM-1159-25</w:t>
       </w:r>
       <w:r>
         <w:t xml:space="preserve">, код </w:t>
@@ -241,7 +247,13 @@
         <w:t xml:space="preserve">. Цена — </w:t>
       </w:r>
       <w:r>
-        <w:t xml:space="preserve">Сорок четыре миллиона шестьдесят девять тысяч шестьсот тридцать семь рублей 00 копеек</w:t>
+        <w:t xml:space="preserve">Сорок восемь миллионов девятьсот тысяч рублей 50 копеек</w:t>
+      </w:r>
+      <w:r>
+        <w:t xml:space="preserve">, в т.ч. НДС </w:t>
+      </w:r>
+      <w:r>
+        <w:t xml:space="preserve">18%</w:t>
       </w:r>
       <w:r>
         <w:t xml:space="preserve">.</w:t>
@@ -261,7 +273,7 @@
         <w:t xml:space="preserve">3.1. Место исполнения обязательств: </w:t>
       </w:r>
       <w:r>
-        <w:t xml:space="preserve">620014, г. Екатеринбург, проезд Мира, д. 61, кв. 179</w:t>
+        <w:t xml:space="preserve">614000, г. Пермь, просп. Октябрьская, д. 64, кв. 88</w:t>
       </w:r>
       <w:r>
         <w:t xml:space="preserve">.</w:t>
@@ -278,7 +290,7 @@
         <w:t xml:space="preserve"> по телефону </w:t>
       </w:r>
       <w:r>
-        <w:t xml:space="preserve">8-495-398-39-11</w:t>
+        <w:t xml:space="preserve">+7 383 540 25 70</w:t>
       </w:r>
       <w:r>
         <w:t xml:space="preserve">.</w:t>
@@ -289,7 +301,7 @@
         <w:t xml:space="preserve">3.3. Срок исполнения обязательств — </w:t>
       </w:r>
       <w:r>
-        <w:t xml:space="preserve">в течение 10 банковских дней с даты подписания Сторонами акта сдачи-приемки оказанных услуг</w:t>
+        <w:t xml:space="preserve">не позднее 23.05.2025</w:t>
       </w:r>
       <w:r>
         <w:t xml:space="preserve">.</w:t>
@@ -320,13 +332,13 @@
         <w:t xml:space="preserve">Размер неустойки за нарушение сроков оплаты: </w:t>
       </w:r>
       <w:r>
-        <w:t xml:space="preserve">0,2% за каждый день просрочки</w:t>
+        <w:t xml:space="preserve">12% за каждый день просрочки</w:t>
       </w:r>
       <w:r>
         <w:t xml:space="preserve">. Предельный размер ответственности: </w:t>
       </w:r>
       <w:r>
-        <w:t xml:space="preserve">0,5% от стоимости</w:t>
+        <w:t xml:space="preserve">1/150 ключевой ставки ЦБ РФ от цены Договора</w:t>
       </w:r>
       <w:r>
         <w:t xml:space="preserve">.</w:t>
@@ -348,7 +360,7 @@
         <w:t xml:space="preserve">Сторона, для которой создалась невозможность исполнения, обязана уведомить другую Сторону. Срок уведомления — </w:t>
       </w:r>
       <w:r>
-        <w:t xml:space="preserve">в течение 10 рабочих дней с момента выставления счета</w:t>
+        <w:t xml:space="preserve">в течение 10 дней</w:t>
       </w:r>
       <w:r>
         <w:t xml:space="preserve">.</w:t>
@@ -362,7 +374,7 @@
         <w:t xml:space="preserve">Все споры и разногласия решаются путём переговоров. Претензионный порядок обязателен, срок ответа на претензию — </w:t>
       </w:r>
       <w:r>
-        <w:t xml:space="preserve">в течение 10 рабочих дней с момента подписания акта</w:t>
+        <w:t xml:space="preserve">в течение 3 (Трёх) календарных дней с момента заключения контракта</w:t>
       </w:r>
       <w:r>
         <w:t xml:space="preserve">.</w:t>
@@ -391,7 +403,7 @@
         <w:t xml:space="preserve">Ответственное лицо: </w:t>
       </w:r>
       <w:r>
-        <w:t xml:space="preserve">Киселёв Mихаил Oлегoвич</w:t>
+        <w:t xml:space="preserve">Киселёв Миxаил Олегович</w:t>
       </w:r>
     </w:p>
     <w:p>
@@ -399,7 +411,7 @@
         <w:t xml:space="preserve">БИК банка: </w:t>
       </w:r>
       <w:r>
-        <w:t xml:space="preserve">ОЧ4525593</w:t>
+        <w:t xml:space="preserve">04Ч525593</w:t>
       </w:r>
     </w:p>
     <w:p>
@@ -422,25 +434,75 @@
         <w:t xml:space="preserve"> </w:t>
       </w:r>
       <w:r>
-        <w:t xml:space="preserve">Москва  Кутузовский 6</w:t>
+        <w:t xml:space="preserve">Москва  Ленинградская 27</w:t>
       </w:r>
       <w:r>
         <w:t xml:space="preserve"> тел </w:t>
       </w:r>
       <w:r>
-        <w:t xml:space="preserve">84994974947</w:t>
-      </w:r>
-    </w:p>
-    <w:p/>
-    <w:p>
-      <w:r>
-        <w:rPr>
-          <w:b/>
-        </w:rPr>
-        <w:t xml:space="preserve">РЕКВИЗИТЫ И ПОДПИСИ СТОРОН</w:t>
-      </w:r>
-    </w:p>
-    <w:p/>
+        <w:t xml:space="preserve">84957397815</w:t>
+      </w:r>
+    </w:p>
+    <w:p/>
+    <w:p/>
+    <w:p>
+      <w:r>
+        <w:rPr>
+          <w:b/>
+        </w:rPr>
+        <w:t xml:space="preserve">9. КОНТРОЛЬНЫЕ ВЕЛИЧИНЫ</w:t>
+      </w:r>
+    </w:p>
+    <w:p>
+      <w:r>
+        <w:t xml:space="preserve">9.1. Контрольная запись: </w:t>
+      </w:r>
+      <w:r>
+        <w:t xml:space="preserve">36/22</w:t>
+      </w:r>
+      <w:r>
+        <w:t xml:space="preserve">.</w:t>
+      </w:r>
+    </w:p>
+    <w:p>
+      <w:r>
+        <w:t xml:space="preserve">9.2. Контрольная запись: </w:t>
+      </w:r>
+      <w:r>
+        <w:rPr>
+          <w:b/>
+        </w:rPr>
+        <w:t xml:space="preserve">не более 3 2</w:t>
+      </w:r>
+      <w:r>
+        <w:t xml:space="preserve">40 000,68 (Трёх миллионов двухсот сорока тысяч) RUB</w:t>
+      </w:r>
+      <w:r>
+        <w:t xml:space="preserve">.</w:t>
+      </w:r>
+    </w:p>
+    <w:p>
+      <w:r>
+        <w:t xml:space="preserve">9.3. Контрольная запись: </w:t>
+      </w:r>
+      <w:r>
+        <w:rPr>
+          <w:b/>
+        </w:rPr>
+        <w:t xml:space="preserve">1/3</w:t>
+      </w:r>
+      <w:r>
+        <w:t xml:space="preserve">00 ключевой ставки ЦБ РФ от стоимости неоплаченных работ</w:t>
+      </w:r>
+      <w:r>
+        <w:t xml:space="preserve">.</w:t>
+      </w:r>
+    </w:p>
+    <w:p>
+      <w:r>
+        <w:t xml:space="preserve">9.4. Контрольная запись (таблица):</w:t>
+      </w:r>
+    </w:p>
     <w:tbl>
       <w:tblPr>
         <w:tblW w:w="9360" w:type="dxa"/>
@@ -464,95 +526,7 @@
           </w:tcPr>
           <w:p>
             <w:r>
-              <w:rPr>
-                <w:b/>
-              </w:rPr>
-              <w:t xml:space="preserve">Агент:</w:t>
-            </w:r>
-          </w:p>
-          <w:p>
-            <w:r>
-              <w:t xml:space="preserve">ПАО «Василёк»</w:t>
-            </w:r>
-          </w:p>
-          <w:p>
-            <w:r>
-              <w:t xml:space="preserve">Юридический адрес: </w:t>
-            </w:r>
-            <w:r>
-              <w:t xml:space="preserve">603000, г. Нижний Новгород, бул. Гагарина, д. 40, кв. 12</w:t>
-            </w:r>
-          </w:p>
-          <w:p>
-            <w:r>
-              <w:t xml:space="preserve">ИНН </w:t>
-            </w:r>
-            <w:r>
-              <w:t xml:space="preserve">6597769253</w:t>
-            </w:r>
-            <w:r>
-              <w:t xml:space="preserve"> КПП </w:t>
-            </w:r>
-            <w:r>
-              <w:t xml:space="preserve">476313554</w:t>
-            </w:r>
-          </w:p>
-          <w:p>
-            <w:r>
-              <w:t xml:space="preserve">ОГРН </w:t>
-            </w:r>
-            <w:r>
-              <w:t xml:space="preserve">1011841849382</w:t>
-            </w:r>
-          </w:p>
-          <w:p>
-            <w:r>
-              <w:t xml:space="preserve">р/с </w:t>
-            </w:r>
-            <w:r>
-              <w:t xml:space="preserve">40702810050589362246</w:t>
-            </w:r>
-            <w:r>
-              <w:t xml:space="preserve"> в АО «Альфа-Банк»</w:t>
-            </w:r>
-          </w:p>
-          <w:p>
-            <w:r>
-              <w:t xml:space="preserve">к/с </w:t>
-            </w:r>
-            <w:r>
-              <w:t xml:space="preserve">30101810200000000593</w:t>
-            </w:r>
-            <w:r>
-              <w:t xml:space="preserve"> БИК </w:t>
-            </w:r>
-            <w:r>
-              <w:t xml:space="preserve">044525593</w:t>
-            </w:r>
-          </w:p>
-          <w:p>
-            <w:r>
-              <w:t xml:space="preserve">Тел.: </w:t>
-            </w:r>
-            <w:r>
-              <w:t xml:space="preserve">+73835432196</w:t>
-            </w:r>
-          </w:p>
-          <w:p>
-            <w:r>
-              <w:t xml:space="preserve">E-mail: </w:t>
-            </w:r>
-            <w:r>
-              <w:t xml:space="preserve">kiselev@list.ru</w:t>
-            </w:r>
-          </w:p>
-          <w:p/>
-          <w:p>
-            <w:r>
-              <w:t xml:space="preserve">Директор ______________ </w:t>
-            </w:r>
-            <w:r>
-              <w:t xml:space="preserve">М. О. Киселёв</w:t>
+              <w:t xml:space="preserve">не позднее 25.08.20</w:t>
             </w:r>
           </w:p>
         </w:tc>
@@ -562,6 +536,151 @@
           </w:tcPr>
           <w:p>
             <w:r>
+              <w:t xml:space="preserve">26</w:t>
+            </w:r>
+          </w:p>
+        </w:tc>
+      </w:tr>
+    </w:tbl>
+    <w:p/>
+    <w:p>
+      <w:r>
+        <w:rPr>
+          <w:b/>
+        </w:rPr>
+        <w:t xml:space="preserve">РЕКВИЗИТЫ И ПОДПИСИ СТОРОН</w:t>
+      </w:r>
+    </w:p>
+    <w:p/>
+    <w:tbl>
+      <w:tblPr>
+        <w:tblW w:w="9360" w:type="dxa"/>
+        <w:tblBorders>
+          <w:top w:val="single" w:sz="4" w:color="auto"/>
+          <w:left w:val="single" w:sz="4" w:color="auto"/>
+          <w:bottom w:val="single" w:sz="4" w:color="auto"/>
+          <w:right w:val="single" w:sz="4" w:color="auto"/>
+          <w:insideH w:val="single" w:sz="4" w:color="auto"/>
+          <w:insideV w:val="single" w:sz="4" w:color="auto"/>
+        </w:tblBorders>
+      </w:tblPr>
+      <w:tblGrid>
+        <w:gridCol w:w="4680"/>
+        <w:gridCol w:w="4680"/>
+      </w:tblGrid>
+      <w:tr>
+        <w:tc>
+          <w:tcPr>
+            <w:tcW w:w="4680" w:type="dxa"/>
+          </w:tcPr>
+          <w:p>
+            <w:r>
+              <w:rPr>
+                <w:b/>
+              </w:rPr>
+              <w:t xml:space="preserve">Агент:</w:t>
+            </w:r>
+          </w:p>
+          <w:p>
+            <w:r>
+              <w:t xml:space="preserve">ПАО «Василёк»</w:t>
+            </w:r>
+          </w:p>
+          <w:p>
+            <w:r>
+              <w:t xml:space="preserve">Юридический адрес: </w:t>
+            </w:r>
+            <w:r>
+              <w:t xml:space="preserve">443010, г. Самара, ул. Строителей, д. 87, кв. 87</w:t>
+            </w:r>
+          </w:p>
+          <w:p>
+            <w:r>
+              <w:t xml:space="preserve">Почтовый адрес: </w:t>
+            </w:r>
+            <w:r>
+              <w:t xml:space="preserve">170100, г. Тверь, ул. Полевая, д. 71, кв. 27</w:t>
+            </w:r>
+          </w:p>
+          <w:p>
+            <w:r>
+              <w:t xml:space="preserve">ИНН </w:t>
+            </w:r>
+            <w:r>
+              <w:t xml:space="preserve">6597769253</w:t>
+            </w:r>
+            <w:r>
+              <w:t xml:space="preserve"> КПП </w:t>
+            </w:r>
+            <w:r>
+              <w:t xml:space="preserve">476313554</w:t>
+            </w:r>
+          </w:p>
+          <w:p>
+            <w:r>
+              <w:t xml:space="preserve">ОГРН </w:t>
+            </w:r>
+            <w:r>
+              <w:t xml:space="preserve">1011841849382</w:t>
+            </w:r>
+          </w:p>
+          <w:p>
+            <w:r>
+              <w:t xml:space="preserve">р/с </w:t>
+            </w:r>
+            <w:r>
+              <w:t xml:space="preserve">40702810050589362246</w:t>
+            </w:r>
+            <w:r>
+              <w:t xml:space="preserve"> в АО «Альфа-Банк»</w:t>
+            </w:r>
+          </w:p>
+          <w:p>
+            <w:r>
+              <w:t xml:space="preserve">к/с </w:t>
+            </w:r>
+            <w:r>
+              <w:t xml:space="preserve">30101810200000000593</w:t>
+            </w:r>
+            <w:r>
+              <w:t xml:space="preserve"> БИК </w:t>
+            </w:r>
+            <w:r>
+              <w:t xml:space="preserve">044525593</w:t>
+            </w:r>
+          </w:p>
+          <w:p>
+            <w:r>
+              <w:t xml:space="preserve">Тел.: </w:t>
+            </w:r>
+            <w:r>
+              <w:t xml:space="preserve">+78126393340</w:t>
+            </w:r>
+          </w:p>
+          <w:p>
+            <w:r>
+              <w:t xml:space="preserve">E-mail: </w:t>
+            </w:r>
+            <w:r>
+              <w:t xml:space="preserve">kiselev@romashka.ru</w:t>
+            </w:r>
+          </w:p>
+          <w:p/>
+          <w:p>
+            <w:r>
+              <w:t xml:space="preserve">Директор ______________ </w:t>
+            </w:r>
+            <w:r>
+              <w:t xml:space="preserve">М. О. Киселёв</w:t>
+            </w:r>
+          </w:p>
+        </w:tc>
+        <w:tc>
+          <w:tcPr>
+            <w:tcW w:w="4680" w:type="dxa"/>
+          </w:tcPr>
+          <w:p>
+            <w:r>
               <w:rPr>
                 <w:b/>
               </w:rPr>
@@ -581,7 +700,7 @@
               <w:t xml:space="preserve">Адрес регистрации: </w:t>
             </w:r>
             <w:r>
-              <w:t xml:space="preserve">101000, г. Москва, просп. Строителей, д. 67, кв. 11</w:t>
+              <w:t xml:space="preserve">630099, г. Новосибирск, наб. Гагарина, д. 27, кв. 75</w:t>
             </w:r>
           </w:p>
           <w:p>
@@ -620,7 +739,7 @@
               <w:t xml:space="preserve">Тел.: </w:t>
             </w:r>
             <w:r>
-              <w:t xml:space="preserve">495 5104977</w:t>
+              <w:t xml:space="preserve">383 2923863</w:t>
             </w:r>
           </w:p>
           <w:p>
@@ -628,7 +747,7 @@
               <w:t xml:space="preserve">E-mail: </w:t>
             </w:r>
             <w:r>
-              <w:t xml:space="preserve">lebedev@yandex.ru</w:t>
+              <w:t xml:space="preserve">lebedev@gmail.com</w:t>
             </w:r>
           </w:p>
           <w:p/>
@@ -646,7 +765,7 @@
     <w:p>
       <w:r>
         <w:pict>
-          <v:shape id="tb5964" type="#_x0000_t202" style="position:absolute;margin-left:0;margin-top:0;width:400pt;height:40pt">
+          <v:shape id="tb9540" type="#_x0000_t202" style="position:absolute;margin-left:0;margin-top:0;width:400pt;height:40pt">
             <v:textbox>
               <w:txbxContent>
                 <w:p>
@@ -654,13 +773,13 @@
                     <w:t xml:space="preserve">ВНИМАНИЕ! Бухгалтерия: </w:t>
                   </w:r>
                   <w:r>
-                    <w:t xml:space="preserve">Петров Николай Сергеевич</w:t>
+                    <w:t xml:space="preserve">Морозова Екатерина Алексеевна</w:t>
                   </w:r>
                   <w:r>
                     <w:t xml:space="preserve">, </w:t>
                   </w:r>
                   <w:r>
-                    <w:t xml:space="preserve">+7 (846) 314-47-89 доб. 629</w:t>
+                    <w:t xml:space="preserve">+7 (495) 997-10-96 доб. 902</w:t>
                   </w:r>
                 </w:p>
               </w:txbxContent>

--- a/tests/corpus_v2/docs/agency_0008.docx
+++ b/tests/corpus_v2/docs/agency_0008.docx
@@ -765,7 +765,7 @@
     <w:p>
       <w:r>
         <w:pict>
-          <v:shape id="tb9540" type="#_x0000_t202" style="position:absolute;margin-left:0;margin-top:0;width:400pt;height:40pt">
+          <v:shape id="tb3743" type="#_x0000_t202" style="position:absolute;margin-left:0;margin-top:0;width:400pt;height:40pt">
             <v:textbox>
               <w:txbxContent>
                 <w:p>

--- a/tests/corpus_v2/docs/agency_0008.docx
+++ b/tests/corpus_v2/docs/agency_0008.docx
@@ -458,7 +458,13 @@
         <w:t xml:space="preserve">9.1. Контрольная запись: </w:t>
       </w:r>
       <w:r>
-        <w:t xml:space="preserve">36/22</w:t>
+        <w:rPr>
+          <w:b/>
+        </w:rPr>
+        <w:t xml:space="preserve">3</w:t>
+      </w:r>
+      <w:r>
+        <w:t xml:space="preserve">6/22</w:t>
       </w:r>
       <w:r>
         <w:t xml:space="preserve">.</w:t>

--- a/tests/corpus_v2/docs/agency_0008.docx
+++ b/tests/corpus_v2/docs/agency_0008.docx
@@ -24,13 +24,13 @@
         <w:rPr>
           <w:b/>
         </w:rPr>
-        <w:t xml:space="preserve">8/2024-А</w:t>
-      </w:r>
-    </w:p>
-    <w:p/>
-    <w:p>
-      <w:r>
-        <w:t xml:space="preserve">г. Химки</w:t>
+        <w:t xml:space="preserve">08Ф-41988/16-259Д</w:t>
+      </w:r>
+    </w:p>
+    <w:p/>
+    <w:p>
+      <w:r>
+        <w:t xml:space="preserve">г. Сергиев Посад</w:t>
       </w:r>
       <w:r>
         <w:t xml:space="preserve">     </w:t>
@@ -78,7 +78,7 @@
         <w:t xml:space="preserve">, с другой стороны, совместно именуемые «Стороны», заключили настоящий Договор № </w:t>
       </w:r>
       <w:r>
-        <w:t xml:space="preserve">49247/244-сс</w:t>
+        <w:t xml:space="preserve">48/17</w:t>
       </w:r>
       <w:r>
         <w:t xml:space="preserve"> (далее — Договор) о нижеследующем:</w:t>
@@ -461,10 +461,10 @@
         <w:rPr>
           <w:b/>
         </w:rPr>
-        <w:t xml:space="preserve">3</w:t>
-      </w:r>
-      <w:r>
-        <w:t xml:space="preserve">6/22</w:t>
+        <w:t xml:space="preserve">27/20</w:t>
+      </w:r>
+      <w:r>
+        <w:t xml:space="preserve">24-С</w:t>
       </w:r>
       <w:r>
         <w:t xml:space="preserve">.</w:t>
@@ -478,10 +478,10 @@
         <w:rPr>
           <w:b/>
         </w:rPr>
-        <w:t xml:space="preserve">не более 3 2</w:t>
-      </w:r>
-      <w:r>
-        <w:t xml:space="preserve">40 000,68 (Трёх миллионов двухсот сорока тысяч) RUB</w:t>
+        <w:t xml:space="preserve">не более 31 2</w:t>
+      </w:r>
+      <w:r>
+        <w:t xml:space="preserve">00 000,20 (Тридцати одного миллиона двухсот тысяч) RUB</w:t>
       </w:r>
       <w:r>
         <w:t xml:space="preserve">.</w:t>
@@ -495,10 +495,10 @@
         <w:rPr>
           <w:b/>
         </w:rPr>
-        <w:t xml:space="preserve">1/3</w:t>
-      </w:r>
-      <w:r>
-        <w:t xml:space="preserve">00 ключевой ставки ЦБ РФ от стоимости неоплаченных работ</w:t>
+        <w:t xml:space="preserve">1</w:t>
+      </w:r>
+      <w:r>
+        <w:t xml:space="preserve">5 (пятнадцать) процентов от общей суммы счета</w:t>
       </w:r>
       <w:r>
         <w:t xml:space="preserve">.</w:t>
@@ -532,7 +532,7 @@
           </w:tcPr>
           <w:p>
             <w:r>
-              <w:t xml:space="preserve">не позднее 25.08.20</w:t>
+              <w:t xml:space="preserve">не позднее 16.10.20</w:t>
             </w:r>
           </w:p>
         </w:tc>
@@ -597,15 +597,7 @@
               <w:t xml:space="preserve">Юридический адрес: </w:t>
             </w:r>
             <w:r>
-              <w:t xml:space="preserve">443010, г. Самара, ул. Строителей, д. 87, кв. 87</w:t>
-            </w:r>
-          </w:p>
-          <w:p>
-            <w:r>
-              <w:t xml:space="preserve">Почтовый адрес: </w:t>
-            </w:r>
-            <w:r>
-              <w:t xml:space="preserve">170100, г. Тверь, ул. Полевая, д. 71, кв. 27</w:t>
+              <w:t xml:space="preserve">190000, г. Санкт-Петербург, ул. Садовая, д. 54, кв. 46</w:t>
             </w:r>
           </w:p>
           <w:p>
@@ -660,7 +652,7 @@
               <w:t xml:space="preserve">Тел.: </w:t>
             </w:r>
             <w:r>
-              <w:t xml:space="preserve">+78126393340</w:t>
+              <w:t xml:space="preserve">495 6602361</w:t>
             </w:r>
           </w:p>
           <w:p>
@@ -668,7 +660,7 @@
               <w:t xml:space="preserve">E-mail: </w:t>
             </w:r>
             <w:r>
-              <w:t xml:space="preserve">kiselev@romashka.ru</w:t>
+              <w:t xml:space="preserve">kiselev@corp-tehno.ru</w:t>
             </w:r>
           </w:p>
           <w:p/>
@@ -706,7 +698,7 @@
               <w:t xml:space="preserve">Адрес регистрации: </w:t>
             </w:r>
             <w:r>
-              <w:t xml:space="preserve">630099, г. Новосибирск, наб. Гагарина, д. 27, кв. 75</w:t>
+              <w:t xml:space="preserve">603000, г. Нижний Новгород, просп. Гагарина, д. 8, кв. 84</w:t>
             </w:r>
           </w:p>
           <w:p>
@@ -745,7 +737,7 @@
               <w:t xml:space="preserve">Тел.: </w:t>
             </w:r>
             <w:r>
-              <w:t xml:space="preserve">383 2923863</w:t>
+              <w:t xml:space="preserve">8(846)3144789</w:t>
             </w:r>
           </w:p>
           <w:p>
@@ -753,7 +745,7 @@
               <w:t xml:space="preserve">E-mail: </w:t>
             </w:r>
             <w:r>
-              <w:t xml:space="preserve">lebedev@gmail.com</w:t>
+              <w:t xml:space="preserve">lebedev@bk.ru</w:t>
             </w:r>
           </w:p>
           <w:p/>
@@ -771,7 +763,7 @@
     <w:p>
       <w:r>
         <w:pict>
-          <v:shape id="tb3743" type="#_x0000_t202" style="position:absolute;margin-left:0;margin-top:0;width:400pt;height:40pt">
+          <v:shape id="tb3964" type="#_x0000_t202" style="position:absolute;margin-left:0;margin-top:0;width:400pt;height:40pt">
             <v:textbox>
               <w:txbxContent>
                 <w:p>
@@ -779,13 +771,13 @@
                     <w:t xml:space="preserve">ВНИМАНИЕ! Бухгалтерия: </w:t>
                   </w:r>
                   <w:r>
-                    <w:t xml:space="preserve">Морозова Екатерина Алексеевна</w:t>
+                    <w:t xml:space="preserve">Лебедев Андрей Алексеевич</w:t>
                   </w:r>
                   <w:r>
                     <w:t xml:space="preserve">, </w:t>
                   </w:r>
                   <w:r>
-                    <w:t xml:space="preserve">+7 (495) 997-10-96 доб. 902</w:t>
+                    <w:t xml:space="preserve">+7 (812) 394-75-35 доб. 183</w:t>
                   </w:r>
                 </w:p>
               </w:txbxContent>

--- a/tests/corpus_v2/docs/agency_0008.docx
+++ b/tests/corpus_v2/docs/agency_0008.docx
@@ -244,10 +244,16 @@
         <w:t xml:space="preserve">МКАС при ТПП РФ</w:t>
       </w:r>
       <w:r>
+        <w:t xml:space="preserve">. Товар отгружается с сопроводительным документом паспорт качества № </w:t>
+      </w:r>
+      <w:r>
+        <w:t xml:space="preserve">60 18 921175</w:t>
+      </w:r>
+      <w:r>
         <w:t xml:space="preserve">. Цена — </w:t>
       </w:r>
       <w:r>
-        <w:t xml:space="preserve">Сорок восемь миллионов девятьсот тысяч рублей 50 копеек</w:t>
+        <w:t xml:space="preserve">Семьдесят миллионов семьсот тысяч рублей 00 копеек</w:t>
       </w:r>
       <w:r>
         <w:t xml:space="preserve">, в т.ч. НДС </w:t>
@@ -273,7 +279,7 @@
         <w:t xml:space="preserve">3.1. Место исполнения обязательств: </w:t>
       </w:r>
       <w:r>
-        <w:t xml:space="preserve">614000, г. Пермь, просп. Октябрьская, д. 64, кв. 88</w:t>
+        <w:t xml:space="preserve">170100, г. Тверь, пер. Лесная, д. 9, кв. 160</w:t>
       </w:r>
       <w:r>
         <w:t xml:space="preserve">.</w:t>
@@ -290,7 +296,7 @@
         <w:t xml:space="preserve"> по телефону </w:t>
       </w:r>
       <w:r>
-        <w:t xml:space="preserve">+7 383 540 25 70</w:t>
+        <w:t xml:space="preserve">+74959057099</w:t>
       </w:r>
       <w:r>
         <w:t xml:space="preserve">.</w:t>
@@ -301,7 +307,7 @@
         <w:t xml:space="preserve">3.3. Срок исполнения обязательств — </w:t>
       </w:r>
       <w:r>
-        <w:t xml:space="preserve">не позднее 23.05.2025</w:t>
+        <w:t xml:space="preserve">не позднее 10.02.2026</w:t>
       </w:r>
       <w:r>
         <w:t xml:space="preserve">.</w:t>
@@ -332,7 +338,7 @@
         <w:t xml:space="preserve">Размер неустойки за нарушение сроков оплаты: </w:t>
       </w:r>
       <w:r>
-        <w:t xml:space="preserve">12% за каждый день просрочки</w:t>
+        <w:t xml:space="preserve">9% за каждый день просрочки</w:t>
       </w:r>
       <w:r>
         <w:t xml:space="preserve">. Предельный размер ответственности: </w:t>
@@ -360,7 +366,7 @@
         <w:t xml:space="preserve">Сторона, для которой создалась невозможность исполнения, обязана уведомить другую Сторону. Срок уведомления — </w:t>
       </w:r>
       <w:r>
-        <w:t xml:space="preserve">в течение 10 дней</w:t>
+        <w:t xml:space="preserve">в течение 3 дней</w:t>
       </w:r>
       <w:r>
         <w:t xml:space="preserve">.</w:t>
@@ -374,7 +380,7 @@
         <w:t xml:space="preserve">Все споры и разногласия решаются путём переговоров. Претензионный порядок обязателен, срок ответа на претензию — </w:t>
       </w:r>
       <w:r>
-        <w:t xml:space="preserve">в течение 3 (Трёх) календарных дней с момента заключения контракта</w:t>
+        <w:t xml:space="preserve">в течение 20 (Двадцати) календарных дней с момента заключения контракта</w:t>
       </w:r>
       <w:r>
         <w:t xml:space="preserve">.</w:t>
@@ -395,7 +401,7 @@
         <w:t xml:space="preserve">Контрольный ИНН: </w:t>
       </w:r>
       <w:r>
-        <w:t xml:space="preserve">б597769253</w:t>
+        <w:t xml:space="preserve">659776925З</w:t>
       </w:r>
     </w:p>
     <w:p>
@@ -403,7 +409,7 @@
         <w:t xml:space="preserve">Ответственное лицо: </w:t>
       </w:r>
       <w:r>
-        <w:t xml:space="preserve">Киселёв Миxаил Олегович</w:t>
+        <w:t xml:space="preserve">Киселёв Миxaил Олегович</w:t>
       </w:r>
     </w:p>
     <w:p>
@@ -411,7 +417,7 @@
         <w:t xml:space="preserve">БИК банка: </w:t>
       </w:r>
       <w:r>
-        <w:t xml:space="preserve">04Ч525593</w:t>
+        <w:t xml:space="preserve">О44525593</w:t>
       </w:r>
     </w:p>
     <w:p>
@@ -434,7 +440,7 @@
         <w:t xml:space="preserve"> </w:t>
       </w:r>
       <w:r>
-        <w:t xml:space="preserve">Москва  Ленинградская 27</w:t>
+        <w:t xml:space="preserve">Тверь  Гагарина 27</w:t>
       </w:r>
       <w:r>
         <w:t xml:space="preserve"> тел </w:t>

--- a/tests/corpus_v2/docs/agency_0008.docx
+++ b/tests/corpus_v2/docs/agency_0008.docx
@@ -250,10 +250,46 @@
         <w:t xml:space="preserve">60 18 921175</w:t>
       </w:r>
       <w:r>
+        <w:t xml:space="preserve">. К партии приложен паспорт изделия № </w:t>
+      </w:r>
+      <w:r>
+        <w:t xml:space="preserve">88 21 935770</w:t>
+      </w:r>
+      <w:r>
+        <w:t xml:space="preserve">. Оборудование поставляется с паспортом транспортного средства № </w:t>
+      </w:r>
+      <w:r>
+        <w:t xml:space="preserve">39 05 884005</w:t>
+      </w:r>
+      <w:r>
+        <w:t xml:space="preserve">. Приёмка производится согласно техническому паспорту </w:t>
+      </w:r>
+      <w:r>
+        <w:t xml:space="preserve">64 11 069645</w:t>
+      </w:r>
+      <w:r>
+        <w:t xml:space="preserve">. СНИЛС не указан, номер заказа </w:t>
+      </w:r>
+      <w:r>
+        <w:t xml:space="preserve">637-441-125 60</w:t>
+      </w:r>
+      <w:r>
+        <w:t xml:space="preserve">. Дата рождения не проставлена, документ выдан </w:t>
+      </w:r>
+      <w:r>
+        <w:t xml:space="preserve">23.05.2016</w:t>
+      </w:r>
+      <w:r>
+        <w:t xml:space="preserve">. Код подразделения, см. артикул </w:t>
+      </w:r>
+      <w:r>
+        <w:t xml:space="preserve">299-240</w:t>
+      </w:r>
+      <w:r>
         <w:t xml:space="preserve">. Цена — </w:t>
       </w:r>
       <w:r>
-        <w:t xml:space="preserve">Семьдесят миллионов семьсот тысяч рублей 00 копеек</w:t>
+        <w:t xml:space="preserve">Двести десять тысяч рублей 50 копеек</w:t>
       </w:r>
       <w:r>
         <w:t xml:space="preserve">, в т.ч. НДС </w:t>
@@ -279,7 +315,7 @@
         <w:t xml:space="preserve">3.1. Место исполнения обязательств: </w:t>
       </w:r>
       <w:r>
-        <w:t xml:space="preserve">170100, г. Тверь, пер. Лесная, д. 9, кв. 160</w:t>
+        <w:t xml:space="preserve">190000, г. Санкт-Петербург, пер. Космонавтов, д. 41, кв. 147</w:t>
       </w:r>
       <w:r>
         <w:t xml:space="preserve">.</w:t>
@@ -296,7 +332,7 @@
         <w:t xml:space="preserve"> по телефону </w:t>
       </w:r>
       <w:r>
-        <w:t xml:space="preserve">+74959057099</w:t>
+        <w:t xml:space="preserve">8-383-987-92-97</w:t>
       </w:r>
       <w:r>
         <w:t xml:space="preserve">.</w:t>
@@ -307,7 +343,7 @@
         <w:t xml:space="preserve">3.3. Срок исполнения обязательств — </w:t>
       </w:r>
       <w:r>
-        <w:t xml:space="preserve">не позднее 10.02.2026</w:t>
+        <w:t xml:space="preserve">не позднее 08.10.2025</w:t>
       </w:r>
       <w:r>
         <w:t xml:space="preserve">.</w:t>
@@ -338,7 +374,7 @@
         <w:t xml:space="preserve">Размер неустойки за нарушение сроков оплаты: </w:t>
       </w:r>
       <w:r>
-        <w:t xml:space="preserve">9% за каждый день просрочки</w:t>
+        <w:t xml:space="preserve">21% за каждый день просрочки</w:t>
       </w:r>
       <w:r>
         <w:t xml:space="preserve">. Предельный размер ответственности: </w:t>
@@ -366,7 +402,7 @@
         <w:t xml:space="preserve">Сторона, для которой создалась невозможность исполнения, обязана уведомить другую Сторону. Срок уведомления — </w:t>
       </w:r>
       <w:r>
-        <w:t xml:space="preserve">в течение 3 дней</w:t>
+        <w:t xml:space="preserve">в течение 45 дней</w:t>
       </w:r>
       <w:r>
         <w:t xml:space="preserve">.</w:t>
@@ -380,7 +416,7 @@
         <w:t xml:space="preserve">Все споры и разногласия решаются путём переговоров. Претензионный порядок обязателен, срок ответа на претензию — </w:t>
       </w:r>
       <w:r>
-        <w:t xml:space="preserve">в течение 20 (Двадцати) календарных дней с момента заключения контракта</w:t>
+        <w:t xml:space="preserve">в течение 10 (Десяти) календарных дней с момента заключения контракта</w:t>
       </w:r>
       <w:r>
         <w:t xml:space="preserve">.</w:t>
@@ -401,7 +437,7 @@
         <w:t xml:space="preserve">Контрольный ИНН: </w:t>
       </w:r>
       <w:r>
-        <w:t xml:space="preserve">659776925З</w:t>
+        <w:t xml:space="preserve">65977б925З</w:t>
       </w:r>
     </w:p>
     <w:p>
@@ -409,7 +445,7 @@
         <w:t xml:space="preserve">Ответственное лицо: </w:t>
       </w:r>
       <w:r>
-        <w:t xml:space="preserve">Киселёв Миxaил Олегович</w:t>
+        <w:t xml:space="preserve">Киселёв Миxаил Oлeгович</w:t>
       </w:r>
     </w:p>
     <w:p>
@@ -440,13 +476,13 @@
         <w:t xml:space="preserve"> </w:t>
       </w:r>
       <w:r>
-        <w:t xml:space="preserve">Тверь  Гагарина 27</w:t>
+        <w:t xml:space="preserve">Москва  Строителей 67</w:t>
       </w:r>
       <w:r>
         <w:t xml:space="preserve"> тел </w:t>
       </w:r>
       <w:r>
-        <w:t xml:space="preserve">84957397815</w:t>
+        <w:t xml:space="preserve">84956602361</w:t>
       </w:r>
     </w:p>
     <w:p/>
@@ -467,10 +503,10 @@
         <w:rPr>
           <w:b/>
         </w:rPr>
-        <w:t xml:space="preserve">27/20</w:t>
-      </w:r>
-      <w:r>
-        <w:t xml:space="preserve">24-С</w:t>
+        <w:t xml:space="preserve">40/20</w:t>
+      </w:r>
+      <w:r>
+        <w:t xml:space="preserve">25-А</w:t>
       </w:r>
       <w:r>
         <w:t xml:space="preserve">.</w:t>
@@ -484,10 +520,10 @@
         <w:rPr>
           <w:b/>
         </w:rPr>
-        <w:t xml:space="preserve">не более 31 2</w:t>
-      </w:r>
-      <w:r>
-        <w:t xml:space="preserve">00 000,20 (Тридцати одного миллиона двухсот тысяч) RUB</w:t>
+        <w:t xml:space="preserve">не более 2</w:t>
+      </w:r>
+      <w:r>
+        <w:t xml:space="preserve">52 000,41 (Двухсот пятидесяти двух тысяч) RUB</w:t>
       </w:r>
       <w:r>
         <w:t xml:space="preserve">.</w:t>
@@ -501,10 +537,10 @@
         <w:rPr>
           <w:b/>
         </w:rPr>
-        <w:t xml:space="preserve">1</w:t>
-      </w:r>
-      <w:r>
-        <w:t xml:space="preserve">5 (пятнадцать) процентов от общей суммы счета</w:t>
+        <w:t xml:space="preserve">1/3</w:t>
+      </w:r>
+      <w:r>
+        <w:t xml:space="preserve">00 ключевой ставки ЦБ РФ от стоимости неоплаченных работ</w:t>
       </w:r>
       <w:r>
         <w:t xml:space="preserve">.</w:t>
@@ -538,7 +574,7 @@
           </w:tcPr>
           <w:p>
             <w:r>
-              <w:t xml:space="preserve">не позднее 16.10.20</w:t>
+              <w:t xml:space="preserve">не позднее 26.10.20</w:t>
             </w:r>
           </w:p>
         </w:tc>
@@ -548,7 +584,7 @@
           </w:tcPr>
           <w:p>
             <w:r>
-              <w:t xml:space="preserve">26</w:t>
+              <w:t xml:space="preserve">25</w:t>
             </w:r>
           </w:p>
         </w:tc>
@@ -603,7 +639,7 @@
               <w:t xml:space="preserve">Юридический адрес: </w:t>
             </w:r>
             <w:r>
-              <w:t xml:space="preserve">190000, г. Санкт-Петербург, ул. Садовая, д. 54, кв. 46</w:t>
+              <w:t xml:space="preserve">420111, г. Казань, просп. Строителей, д. 37, кв. 74</w:t>
             </w:r>
           </w:p>
           <w:p>
@@ -658,7 +694,7 @@
               <w:t xml:space="preserve">Тел.: </w:t>
             </w:r>
             <w:r>
-              <w:t xml:space="preserve">495 6602361</w:t>
+              <w:t xml:space="preserve">+7 495 793 59 70</w:t>
             </w:r>
           </w:p>
           <w:p>
@@ -666,7 +702,7 @@
               <w:t xml:space="preserve">E-mail: </w:t>
             </w:r>
             <w:r>
-              <w:t xml:space="preserve">kiselev@corp-tehno.ru</w:t>
+              <w:t xml:space="preserve">kiselev@list.ru</w:t>
             </w:r>
           </w:p>
           <w:p/>
@@ -704,7 +740,7 @@
               <w:t xml:space="preserve">Адрес регистрации: </w:t>
             </w:r>
             <w:r>
-              <w:t xml:space="preserve">603000, г. Нижний Новгород, просп. Гагарина, д. 8, кв. 84</w:t>
+              <w:t xml:space="preserve">614000, г. Пермь, ш. Заречная, д. 19, кв. 47</w:t>
             </w:r>
           </w:p>
           <w:p>
@@ -743,7 +779,7 @@
               <w:t xml:space="preserve">Тел.: </w:t>
             </w:r>
             <w:r>
-              <w:t xml:space="preserve">8(846)3144789</w:t>
+              <w:t xml:space="preserve">383 5502651</w:t>
             </w:r>
           </w:p>
           <w:p>
@@ -751,7 +787,7 @@
               <w:t xml:space="preserve">E-mail: </w:t>
             </w:r>
             <w:r>
-              <w:t xml:space="preserve">lebedev@bk.ru</w:t>
+              <w:t xml:space="preserve">lebedev@list.ru</w:t>
             </w:r>
           </w:p>
           <w:p/>
@@ -769,7 +805,7 @@
     <w:p>
       <w:r>
         <w:pict>
-          <v:shape id="tb3964" type="#_x0000_t202" style="position:absolute;margin-left:0;margin-top:0;width:400pt;height:40pt">
+          <v:shape id="tb9457" type="#_x0000_t202" style="position:absolute;margin-left:0;margin-top:0;width:400pt;height:40pt">
             <v:textbox>
               <w:txbxContent>
                 <w:p>
@@ -777,13 +813,13 @@
                     <w:t xml:space="preserve">ВНИМАНИЕ! Бухгалтерия: </w:t>
                   </w:r>
                   <w:r>
-                    <w:t xml:space="preserve">Лебедев Андрей Алексеевич</w:t>
+                    <w:t xml:space="preserve">Титова Татьяна Алексеевна</w:t>
                   </w:r>
                   <w:r>
                     <w:t xml:space="preserve">, </w:t>
                   </w:r>
                   <w:r>
-                    <w:t xml:space="preserve">+7 (812) 394-75-35 доб. 183</w:t>
+                    <w:t xml:space="preserve">+7 (495) 968-74-26 доб. 511</w:t>
                   </w:r>
                 </w:p>
               </w:txbxContent>

--- a/tests/corpus_v2/docs/agency_0008.docx
+++ b/tests/corpus_v2/docs/agency_0008.docx
@@ -301,254 +301,118 @@
         <w:t xml:space="preserve">.</w:t>
       </w:r>
     </w:p>
-    <w:p/>
-    <w:p>
-      <w:r>
-        <w:rPr>
-          <w:b/>
-        </w:rPr>
-        <w:t xml:space="preserve">3. МЕСТО И СРОКИ ИСПОЛНЕНИЯ</w:t>
-      </w:r>
-    </w:p>
-    <w:p>
-      <w:r>
-        <w:t xml:space="preserve">3.1. Место исполнения обязательств: </w:t>
-      </w:r>
-      <w:r>
-        <w:t xml:space="preserve">190000, г. Санкт-Петербург, пер. Космонавтов, д. 41, кв. 147</w:t>
-      </w:r>
-      <w:r>
-        <w:t xml:space="preserve">.</w:t>
-      </w:r>
-    </w:p>
-    <w:p>
-      <w:r>
-        <w:t xml:space="preserve">3.2. Уведомления направляются </w:t>
-      </w:r>
-      <w:r>
-        <w:t xml:space="preserve">Лебедеву Егору Алексеевичу</w:t>
-      </w:r>
-      <w:r>
-        <w:t xml:space="preserve"> по телефону </w:t>
-      </w:r>
-      <w:r>
-        <w:t xml:space="preserve">8-383-987-92-97</w:t>
-      </w:r>
-      <w:r>
-        <w:t xml:space="preserve">.</w:t>
-      </w:r>
-    </w:p>
-    <w:p>
-      <w:r>
-        <w:t xml:space="preserve">3.3. Срок исполнения обязательств — </w:t>
-      </w:r>
-      <w:r>
-        <w:t xml:space="preserve">не позднее 08.10.2025</w:t>
-      </w:r>
-      <w:r>
-        <w:t xml:space="preserve">.</w:t>
-      </w:r>
-    </w:p>
-    <w:p/>
-    <w:p>
-      <w:r>
-        <w:rPr>
-          <w:b/>
-        </w:rPr>
-        <w:t xml:space="preserve">4. ПРОЧИЕ УСЛОВИЯ</w:t>
-      </w:r>
-    </w:p>
-    <w:p>
-      <w:r>
-        <w:t xml:space="preserve">4.1. </w:t>
-      </w:r>
-      <w:r>
-        <w:t xml:space="preserve">Стороны несут ответственность за неисполнение или ненадлежащее исполнение обязательств в соответствии с законодательством Российской Федерации.</w:t>
-      </w:r>
-    </w:p>
-    <w:p>
-      <w:r>
-        <w:t xml:space="preserve">4.2. </w:t>
-      </w:r>
-      <w:r>
-        <w:t xml:space="preserve">Размер неустойки за нарушение сроков оплаты: </w:t>
-      </w:r>
-      <w:r>
-        <w:t xml:space="preserve">21% за каждый день просрочки</w:t>
-      </w:r>
-      <w:r>
-        <w:t xml:space="preserve">. Предельный размер ответственности: </w:t>
-      </w:r>
-      <w:r>
-        <w:t xml:space="preserve">1/150 ключевой ставки ЦБ РФ от цены Договора</w:t>
-      </w:r>
-      <w:r>
-        <w:t xml:space="preserve">.</w:t>
-      </w:r>
-    </w:p>
-    <w:p>
-      <w:r>
-        <w:t xml:space="preserve">4.3. </w:t>
-      </w:r>
-      <w:r>
-        <w:t xml:space="preserve">Стороны освобождаются от ответственности при наступлении обстоятельств непреодолимой силы, если они прямо повлияли на исполнение обязательств.</w:t>
-      </w:r>
-    </w:p>
-    <w:p>
-      <w:r>
-        <w:t xml:space="preserve">4.4. </w:t>
-      </w:r>
-      <w:r>
-        <w:t xml:space="preserve">Сторона, для которой создалась невозможность исполнения, обязана уведомить другую Сторону. Срок уведомления — </w:t>
-      </w:r>
-      <w:r>
-        <w:t xml:space="preserve">в течение 45 дней</w:t>
-      </w:r>
-      <w:r>
-        <w:t xml:space="preserve">.</w:t>
-      </w:r>
-    </w:p>
-    <w:p>
-      <w:r>
-        <w:t xml:space="preserve">4.5. </w:t>
-      </w:r>
-      <w:r>
-        <w:t xml:space="preserve">Все споры и разногласия решаются путём переговоров. Претензионный порядок обязателен, срок ответа на претензию — </w:t>
-      </w:r>
-      <w:r>
-        <w:t xml:space="preserve">в течение 10 (Десяти) календарных дней с момента заключения контракта</w:t>
-      </w:r>
-      <w:r>
-        <w:t xml:space="preserve">.</w:t>
-      </w:r>
-    </w:p>
-    <w:p/>
-    <w:p/>
-    <w:p>
-      <w:r>
-        <w:rPr>
-          <w:b/>
-        </w:rPr>
-        <w:t xml:space="preserve">10. ДОПОЛНИТЕЛЬНЫЕ СВЕДЕНИЯ О СТОРОНАХ</w:t>
-      </w:r>
-    </w:p>
-    <w:p>
-      <w:r>
-        <w:t xml:space="preserve">Контрольный ИНН: </w:t>
-      </w:r>
-      <w:r>
-        <w:t xml:space="preserve">65977б925З</w:t>
-      </w:r>
-    </w:p>
-    <w:p>
-      <w:r>
-        <w:t xml:space="preserve">Ответственное лицо: </w:t>
-      </w:r>
-      <w:r>
-        <w:t xml:space="preserve">Киселёв Миxаил Oлeгович</w:t>
-      </w:r>
-    </w:p>
-    <w:p>
-      <w:r>
-        <w:t xml:space="preserve">БИК банка: </w:t>
-      </w:r>
-      <w:r>
-        <w:t xml:space="preserve">О44525593</w:t>
-      </w:r>
-    </w:p>
-    <w:p>
-      <w:r>
-        <w:t xml:space="preserve">ПАО Василёк</w:t>
-      </w:r>
-      <w:r>
-        <w:t xml:space="preserve"> ИНН </w:t>
-      </w:r>
-      <w:r>
-        <w:t xml:space="preserve">6597769253</w:t>
-      </w:r>
-      <w:r>
-        <w:t xml:space="preserve"> КПП </w:t>
-      </w:r>
-      <w:r>
-        <w:t xml:space="preserve">476313554</w:t>
-      </w:r>
-      <w:r>
-        <w:t xml:space="preserve"> </w:t>
-      </w:r>
-      <w:r>
-        <w:t xml:space="preserve">Москва  Строителей 67</w:t>
-      </w:r>
-      <w:r>
-        <w:t xml:space="preserve"> тел </w:t>
-      </w:r>
-      <w:r>
-        <w:t xml:space="preserve">84956602361</w:t>
-      </w:r>
-    </w:p>
-    <w:p/>
-    <w:p/>
-    <w:p>
-      <w:r>
-        <w:rPr>
-          <w:b/>
-        </w:rPr>
-        <w:t xml:space="preserve">9. КОНТРОЛЬНЫЕ ВЕЛИЧИНЫ</w:t>
-      </w:r>
-    </w:p>
-    <w:p>
-      <w:r>
-        <w:t xml:space="preserve">9.1. Контрольная запись: </w:t>
-      </w:r>
-      <w:r>
-        <w:rPr>
-          <w:b/>
-        </w:rPr>
-        <w:t xml:space="preserve">40/20</w:t>
-      </w:r>
-      <w:r>
-        <w:t xml:space="preserve">25-А</w:t>
-      </w:r>
-      <w:r>
-        <w:t xml:space="preserve">.</w:t>
-      </w:r>
-    </w:p>
-    <w:p>
-      <w:r>
-        <w:t xml:space="preserve">9.2. Контрольная запись: </w:t>
-      </w:r>
-      <w:r>
-        <w:rPr>
-          <w:b/>
-        </w:rPr>
-        <w:t xml:space="preserve">не более 2</w:t>
-      </w:r>
-      <w:r>
-        <w:t xml:space="preserve">52 000,41 (Двухсот пятидесяти двух тысяч) RUB</w:t>
-      </w:r>
-      <w:r>
-        <w:t xml:space="preserve">.</w:t>
-      </w:r>
-    </w:p>
-    <w:p>
-      <w:r>
-        <w:t xml:space="preserve">9.3. Контрольная запись: </w:t>
-      </w:r>
-      <w:r>
-        <w:rPr>
-          <w:b/>
-        </w:rPr>
-        <w:t xml:space="preserve">1/3</w:t>
-      </w:r>
-      <w:r>
-        <w:t xml:space="preserve">00 ключевой ставки ЦБ РФ от стоимости неоплаченных работ</w:t>
-      </w:r>
-      <w:r>
-        <w:t xml:space="preserve">.</w:t>
-      </w:r>
-    </w:p>
-    <w:p>
-      <w:r>
-        <w:t xml:space="preserve">9.4. Контрольная запись (таблица):</w:t>
+    <w:p>
+      <w:r>
+        <w:t xml:space="preserve">2.5. </w:t>
+      </w:r>
+      <w:r>
+        <w:t xml:space="preserve">Товар маркирован штрихкодом </w:t>
+      </w:r>
+      <w:r>
+        <w:t xml:space="preserve">4604063902929</w:t>
+      </w:r>
+      <w:r>
+        <w:t xml:space="preserve">. Код контрагента по ОКПО — </w:t>
+      </w:r>
+      <w:r>
+        <w:t xml:space="preserve">6245300098</w:t>
+      </w:r>
+      <w:r>
+        <w:t xml:space="preserve">. Оборудование учтено под инвентарным номером </w:t>
+      </w:r>
+      <w:r>
+        <w:t xml:space="preserve">045310974</w:t>
+      </w:r>
+      <w:r>
+        <w:t xml:space="preserve">, складской позиции присвоен номер </w:t>
+      </w:r>
+      <w:r>
+        <w:t xml:space="preserve">997964777</w:t>
+      </w:r>
+      <w:r>
+        <w:t xml:space="preserve">.</w:t>
+      </w:r>
+    </w:p>
+    <w:p>
+      <w:r>
+        <w:t xml:space="preserve">2.6. </w:t>
+      </w:r>
+      <w:r>
+        <w:t xml:space="preserve">Оплата по счёту-фактуре на КБК </w:t>
+      </w:r>
+      <w:r>
+        <w:t xml:space="preserve">18210101011011000183</w:t>
+      </w:r>
+      <w:r>
+        <w:t xml:space="preserve">. ИНН не присвоен, регистрационный № </w:t>
+      </w:r>
+      <w:r>
+        <w:t xml:space="preserve">2943961589</w:t>
+      </w:r>
+      <w:r>
+        <w:t xml:space="preserve">. ИНН не присвоен, платёжный документ № </w:t>
+      </w:r>
+      <w:r>
+        <w:t xml:space="preserve">827101478273</w:t>
+      </w:r>
+      <w:r>
+        <w:t xml:space="preserve">. Заказчик действует в лице </w:t>
+      </w:r>
+      <w:r>
+        <w:t xml:space="preserve">уполномоченного представителя</w:t>
+      </w:r>
+      <w:r>
+        <w:t xml:space="preserve">, назначаемого приказом.</w:t>
+      </w:r>
+    </w:p>
+    <w:p>
+      <w:r>
+        <w:t xml:space="preserve">2.7. </w:t>
+      </w:r>
+      <w:r>
+        <w:t xml:space="preserve">Массовая доля влаги в товаре — </w:t>
+      </w:r>
+      <w:r>
+        <w:t xml:space="preserve">не более 10 %</w:t>
+      </w:r>
+      <w:r>
+        <w:t xml:space="preserve">. Товар подлежит хранению </w:t>
+      </w:r>
+      <w:r>
+        <w:t xml:space="preserve">в течение 48 часов</w:t>
+      </w:r>
+      <w:r>
+        <w:t xml:space="preserve"> при температуре не выше +4 °C. Срок исковой давности по требованиям, вытекающим из Договора, составляет </w:t>
+      </w:r>
+      <w:r>
+        <w:t xml:space="preserve">в течение трёх лет</w:t>
+      </w:r>
+      <w:r>
+        <w:t xml:space="preserve">, как установлено статьёй 196 Гражданского кодекса Российской Федерации. Обработка данных ведётся согласно Федеральному закону от 27.07.2006 № 152-ФЗ </w:t>
+      </w:r>
+      <w:r>
+        <w:t xml:space="preserve">«О персональных данных»</w:t>
+      </w:r>
+      <w:r>
+        <w:t xml:space="preserve">. Товар поставляется под маркой </w:t>
+      </w:r>
+      <w:r>
+        <w:t xml:space="preserve">«Стандарт»</w:t>
+      </w:r>
+      <w:r>
+        <w:t xml:space="preserve">. Влажность определяется </w:t>
+      </w:r>
+      <w:r>
+        <w:t xml:space="preserve">по методу Кьельдаля</w:t>
+      </w:r>
+      <w:r>
+        <w:t xml:space="preserve">. Споры передаются на рассмотрение в Арбитражный суд </w:t>
+      </w:r>
+      <w:r>
+        <w:t xml:space="preserve">города Москвы</w:t>
+      </w:r>
+      <w:r>
+        <w:t xml:space="preserve">.</w:t>
       </w:r>
     </w:p>
     <w:tbl>
@@ -574,7 +438,7 @@
           </w:tcPr>
           <w:p>
             <w:r>
-              <w:t xml:space="preserve">не позднее 26.10.20</w:t>
+              <w:t xml:space="preserve">8</w:t>
             </w:r>
           </w:p>
         </w:tc>
@@ -584,7 +448,7 @@
           </w:tcPr>
           <w:p>
             <w:r>
-              <w:t xml:space="preserve">25</w:t>
+              <w:t xml:space="preserve">6894435675</w:t>
             </w:r>
           </w:p>
         </w:tc>
@@ -596,10 +460,250 @@
         <w:rPr>
           <w:b/>
         </w:rPr>
-        <w:t xml:space="preserve">РЕКВИЗИТЫ И ПОДПИСИ СТОРОН</w:t>
-      </w:r>
-    </w:p>
-    <w:p/>
+        <w:t xml:space="preserve">3. МЕСТО И СРОКИ ИСПОЛНЕНИЯ</w:t>
+      </w:r>
+    </w:p>
+    <w:p>
+      <w:r>
+        <w:t xml:space="preserve">3.1. Место исполнения обязательств: </w:t>
+      </w:r>
+      <w:r>
+        <w:t xml:space="preserve">420111, г. Казань, просп. Кутузовский, д. 26, кв. 7</w:t>
+      </w:r>
+      <w:r>
+        <w:t xml:space="preserve">.</w:t>
+      </w:r>
+    </w:p>
+    <w:p>
+      <w:r>
+        <w:t xml:space="preserve">3.2. Уведомления направляются </w:t>
+      </w:r>
+      <w:r>
+        <w:t xml:space="preserve">Лебедеву Егору Алексеевичу</w:t>
+      </w:r>
+      <w:r>
+        <w:t xml:space="preserve"> по телефону </w:t>
+      </w:r>
+      <w:r>
+        <w:t xml:space="preserve">8-843-943-77-17</w:t>
+      </w:r>
+      <w:r>
+        <w:t xml:space="preserve">.</w:t>
+      </w:r>
+    </w:p>
+    <w:p>
+      <w:r>
+        <w:t xml:space="preserve">3.3. Срок исполнения обязательств — </w:t>
+      </w:r>
+      <w:r>
+        <w:t xml:space="preserve">не позднее 14.09.2026</w:t>
+      </w:r>
+      <w:r>
+        <w:t xml:space="preserve">.</w:t>
+      </w:r>
+    </w:p>
+    <w:p/>
+    <w:p>
+      <w:r>
+        <w:rPr>
+          <w:b/>
+        </w:rPr>
+        <w:t xml:space="preserve">4. ПРОЧИЕ УСЛОВИЯ</w:t>
+      </w:r>
+    </w:p>
+    <w:p>
+      <w:r>
+        <w:t xml:space="preserve">4.1. </w:t>
+      </w:r>
+      <w:r>
+        <w:t xml:space="preserve">Стороны несут ответственность за неисполнение или ненадлежащее исполнение обязательств в соответствии с законодательством Российской Федерации.</w:t>
+      </w:r>
+    </w:p>
+    <w:p>
+      <w:r>
+        <w:t xml:space="preserve">4.2. </w:t>
+      </w:r>
+      <w:r>
+        <w:t xml:space="preserve">Размер неустойки за нарушение сроков оплаты: </w:t>
+      </w:r>
+      <w:r>
+        <w:t xml:space="preserve">21% за каждый день просрочки</w:t>
+      </w:r>
+      <w:r>
+        <w:t xml:space="preserve">. Предельный размер ответственности: </w:t>
+      </w:r>
+      <w:r>
+        <w:t xml:space="preserve">1/150 ключевой ставки ЦБ РФ от цены Договора</w:t>
+      </w:r>
+      <w:r>
+        <w:t xml:space="preserve">.</w:t>
+      </w:r>
+    </w:p>
+    <w:p>
+      <w:r>
+        <w:t xml:space="preserve">4.3. </w:t>
+      </w:r>
+      <w:r>
+        <w:t xml:space="preserve">Стороны освобождаются от ответственности при наступлении обстоятельств непреодолимой силы, если они прямо повлияли на исполнение обязательств.</w:t>
+      </w:r>
+    </w:p>
+    <w:p>
+      <w:r>
+        <w:t xml:space="preserve">4.4. </w:t>
+      </w:r>
+      <w:r>
+        <w:t xml:space="preserve">Сторона, для которой создалась невозможность исполнения, обязана уведомить другую Сторону. Срок уведомления — </w:t>
+      </w:r>
+      <w:r>
+        <w:t xml:space="preserve">в течение 30 дней</w:t>
+      </w:r>
+      <w:r>
+        <w:t xml:space="preserve">.</w:t>
+      </w:r>
+    </w:p>
+    <w:p>
+      <w:r>
+        <w:t xml:space="preserve">4.5. </w:t>
+      </w:r>
+      <w:r>
+        <w:t xml:space="preserve">Все споры и разногласия решаются путём переговоров. Претензионный порядок обязателен, срок ответа на претензию — </w:t>
+      </w:r>
+      <w:r>
+        <w:t xml:space="preserve">в течение 30 (Тридцати) календарных дней с момента заключения контракта</w:t>
+      </w:r>
+      <w:r>
+        <w:t xml:space="preserve">.</w:t>
+      </w:r>
+    </w:p>
+    <w:p/>
+    <w:p/>
+    <w:p>
+      <w:r>
+        <w:rPr>
+          <w:b/>
+        </w:rPr>
+        <w:t xml:space="preserve">10. ДОПОЛНИТЕЛЬНЫЕ СВЕДЕНИЯ О СТОРОНАХ</w:t>
+      </w:r>
+    </w:p>
+    <w:p>
+      <w:r>
+        <w:t xml:space="preserve">Контрольный ИНН: </w:t>
+      </w:r>
+      <w:r>
+        <w:t xml:space="preserve">б59776925З</w:t>
+      </w:r>
+    </w:p>
+    <w:p>
+      <w:r>
+        <w:t xml:space="preserve">Ответственное лицо: </w:t>
+      </w:r>
+      <w:r>
+        <w:t xml:space="preserve">Киcелёв Михаил Олeгович</w:t>
+      </w:r>
+    </w:p>
+    <w:p>
+      <w:r>
+        <w:t xml:space="preserve">БИК банка: </w:t>
+      </w:r>
+      <w:r>
+        <w:t xml:space="preserve">О44525593</w:t>
+      </w:r>
+    </w:p>
+    <w:p>
+      <w:r>
+        <w:t xml:space="preserve">ПАО Василёк</w:t>
+      </w:r>
+      <w:r>
+        <w:t xml:space="preserve"> ИНН </w:t>
+      </w:r>
+      <w:r>
+        <w:t xml:space="preserve">6597769253</w:t>
+      </w:r>
+      <w:r>
+        <w:t xml:space="preserve"> КПП </w:t>
+      </w:r>
+      <w:r>
+        <w:t xml:space="preserve">476313554</w:t>
+      </w:r>
+      <w:r>
+        <w:t xml:space="preserve"> </w:t>
+      </w:r>
+      <w:r>
+        <w:t xml:space="preserve">Казань  Строителей 37</w:t>
+      </w:r>
+      <w:r>
+        <w:t xml:space="preserve"> тел </w:t>
+      </w:r>
+      <w:r>
+        <w:t xml:space="preserve">88126223520</w:t>
+      </w:r>
+    </w:p>
+    <w:p/>
+    <w:p/>
+    <w:p>
+      <w:r>
+        <w:rPr>
+          <w:b/>
+        </w:rPr>
+        <w:t xml:space="preserve">9. КОНТРОЛЬНЫЕ ВЕЛИЧИНЫ</w:t>
+      </w:r>
+    </w:p>
+    <w:p>
+      <w:r>
+        <w:t xml:space="preserve">9.1. Контрольная запись: </w:t>
+      </w:r>
+      <w:r>
+        <w:rPr>
+          <w:b/>
+        </w:rPr>
+        <w:t xml:space="preserve">1/20</w:t>
+      </w:r>
+      <w:r>
+        <w:t xml:space="preserve">25-К</w:t>
+      </w:r>
+      <w:r>
+        <w:t xml:space="preserve">.</w:t>
+      </w:r>
+    </w:p>
+    <w:p>
+      <w:r>
+        <w:t xml:space="preserve">9.2. Контрольная запись: </w:t>
+      </w:r>
+      <w:r>
+        <w:rPr>
+          <w:b/>
+        </w:rPr>
+        <w:t xml:space="preserve">не более 4 9</w:t>
+      </w:r>
+      <w:r>
+        <w:t xml:space="preserve">20 000,82 (Четырёх миллионов девятисот двадцати тысяч) RUB</w:t>
+      </w:r>
+      <w:r>
+        <w:t xml:space="preserve">.</w:t>
+      </w:r>
+    </w:p>
+    <w:p>
+      <w:r>
+        <w:t xml:space="preserve">9.3. Контрольная запись: </w:t>
+      </w:r>
+      <w:r>
+        <w:rPr>
+          <w:b/>
+        </w:rPr>
+        <w:t xml:space="preserve">1</w:t>
+      </w:r>
+      <w:r>
+        <w:t xml:space="preserve">0 (десять) процентов от общей суммы счета</w:t>
+      </w:r>
+      <w:r>
+        <w:t xml:space="preserve">.</w:t>
+      </w:r>
+    </w:p>
+    <w:p>
+      <w:r>
+        <w:t xml:space="preserve">9.4. Контрольная запись (таблица):</w:t>
+      </w:r>
+    </w:p>
     <w:tbl>
       <w:tblPr>
         <w:tblW w:w="9360" w:type="dxa"/>
@@ -623,95 +727,7 @@
           </w:tcPr>
           <w:p>
             <w:r>
-              <w:rPr>
-                <w:b/>
-              </w:rPr>
-              <w:t xml:space="preserve">Агент:</w:t>
-            </w:r>
-          </w:p>
-          <w:p>
-            <w:r>
-              <w:t xml:space="preserve">ПАО «Василёк»</w:t>
-            </w:r>
-          </w:p>
-          <w:p>
-            <w:r>
-              <w:t xml:space="preserve">Юридический адрес: </w:t>
-            </w:r>
-            <w:r>
-              <w:t xml:space="preserve">420111, г. Казань, просп. Строителей, д. 37, кв. 74</w:t>
-            </w:r>
-          </w:p>
-          <w:p>
-            <w:r>
-              <w:t xml:space="preserve">ИНН </w:t>
-            </w:r>
-            <w:r>
-              <w:t xml:space="preserve">6597769253</w:t>
-            </w:r>
-            <w:r>
-              <w:t xml:space="preserve"> КПП </w:t>
-            </w:r>
-            <w:r>
-              <w:t xml:space="preserve">476313554</w:t>
-            </w:r>
-          </w:p>
-          <w:p>
-            <w:r>
-              <w:t xml:space="preserve">ОГРН </w:t>
-            </w:r>
-            <w:r>
-              <w:t xml:space="preserve">1011841849382</w:t>
-            </w:r>
-          </w:p>
-          <w:p>
-            <w:r>
-              <w:t xml:space="preserve">р/с </w:t>
-            </w:r>
-            <w:r>
-              <w:t xml:space="preserve">40702810050589362246</w:t>
-            </w:r>
-            <w:r>
-              <w:t xml:space="preserve"> в АО «Альфа-Банк»</w:t>
-            </w:r>
-          </w:p>
-          <w:p>
-            <w:r>
-              <w:t xml:space="preserve">к/с </w:t>
-            </w:r>
-            <w:r>
-              <w:t xml:space="preserve">30101810200000000593</w:t>
-            </w:r>
-            <w:r>
-              <w:t xml:space="preserve"> БИК </w:t>
-            </w:r>
-            <w:r>
-              <w:t xml:space="preserve">044525593</w:t>
-            </w:r>
-          </w:p>
-          <w:p>
-            <w:r>
-              <w:t xml:space="preserve">Тел.: </w:t>
-            </w:r>
-            <w:r>
-              <w:t xml:space="preserve">+7 495 793 59 70</w:t>
-            </w:r>
-          </w:p>
-          <w:p>
-            <w:r>
-              <w:t xml:space="preserve">E-mail: </w:t>
-            </w:r>
-            <w:r>
-              <w:t xml:space="preserve">kiselev@list.ru</w:t>
-            </w:r>
-          </w:p>
-          <w:p/>
-          <w:p>
-            <w:r>
-              <w:t xml:space="preserve">Директор ______________ </w:t>
-            </w:r>
-            <w:r>
-              <w:t xml:space="preserve">М. О. Киселёв</w:t>
+              <w:t xml:space="preserve">не позднее 19.09.20</w:t>
             </w:r>
           </w:p>
         </w:tc>
@@ -721,6 +737,143 @@
           </w:tcPr>
           <w:p>
             <w:r>
+              <w:t xml:space="preserve">26</w:t>
+            </w:r>
+          </w:p>
+        </w:tc>
+      </w:tr>
+    </w:tbl>
+    <w:p/>
+    <w:p>
+      <w:r>
+        <w:rPr>
+          <w:b/>
+        </w:rPr>
+        <w:t xml:space="preserve">РЕКВИЗИТЫ И ПОДПИСИ СТОРОН</w:t>
+      </w:r>
+    </w:p>
+    <w:p/>
+    <w:tbl>
+      <w:tblPr>
+        <w:tblW w:w="9360" w:type="dxa"/>
+        <w:tblBorders>
+          <w:top w:val="single" w:sz="4" w:color="auto"/>
+          <w:left w:val="single" w:sz="4" w:color="auto"/>
+          <w:bottom w:val="single" w:sz="4" w:color="auto"/>
+          <w:right w:val="single" w:sz="4" w:color="auto"/>
+          <w:insideH w:val="single" w:sz="4" w:color="auto"/>
+          <w:insideV w:val="single" w:sz="4" w:color="auto"/>
+        </w:tblBorders>
+      </w:tblPr>
+      <w:tblGrid>
+        <w:gridCol w:w="4680"/>
+        <w:gridCol w:w="4680"/>
+      </w:tblGrid>
+      <w:tr>
+        <w:tc>
+          <w:tcPr>
+            <w:tcW w:w="4680" w:type="dxa"/>
+          </w:tcPr>
+          <w:p>
+            <w:r>
+              <w:rPr>
+                <w:b/>
+              </w:rPr>
+              <w:t xml:space="preserve">Агент:</w:t>
+            </w:r>
+          </w:p>
+          <w:p>
+            <w:r>
+              <w:t xml:space="preserve">ПАО «Василёк»</w:t>
+            </w:r>
+          </w:p>
+          <w:p>
+            <w:r>
+              <w:t xml:space="preserve">Юридический адрес: </w:t>
+            </w:r>
+            <w:r>
+              <w:t xml:space="preserve">170100, г. Тверь, наб. Садовая, д. 42, кв. 78</w:t>
+            </w:r>
+          </w:p>
+          <w:p>
+            <w:r>
+              <w:t xml:space="preserve">ИНН </w:t>
+            </w:r>
+            <w:r>
+              <w:t xml:space="preserve">6597769253</w:t>
+            </w:r>
+            <w:r>
+              <w:t xml:space="preserve"> КПП </w:t>
+            </w:r>
+            <w:r>
+              <w:t xml:space="preserve">476313554</w:t>
+            </w:r>
+          </w:p>
+          <w:p>
+            <w:r>
+              <w:t xml:space="preserve">ОГРН </w:t>
+            </w:r>
+            <w:r>
+              <w:t xml:space="preserve">1011841849382</w:t>
+            </w:r>
+          </w:p>
+          <w:p>
+            <w:r>
+              <w:t xml:space="preserve">р/с </w:t>
+            </w:r>
+            <w:r>
+              <w:t xml:space="preserve">40702810050589362246</w:t>
+            </w:r>
+            <w:r>
+              <w:t xml:space="preserve"> в АО «Альфа-Банк»</w:t>
+            </w:r>
+          </w:p>
+          <w:p>
+            <w:r>
+              <w:t xml:space="preserve">к/с </w:t>
+            </w:r>
+            <w:r>
+              <w:t xml:space="preserve">30101810200000000593</w:t>
+            </w:r>
+            <w:r>
+              <w:t xml:space="preserve"> БИК </w:t>
+            </w:r>
+            <w:r>
+              <w:t xml:space="preserve">044525593</w:t>
+            </w:r>
+          </w:p>
+          <w:p>
+            <w:r>
+              <w:t xml:space="preserve">Тел.: </w:t>
+            </w:r>
+            <w:r>
+              <w:t xml:space="preserve">8-499-194-74-26</w:t>
+            </w:r>
+          </w:p>
+          <w:p>
+            <w:r>
+              <w:t xml:space="preserve">E-mail: </w:t>
+            </w:r>
+            <w:r>
+              <w:t xml:space="preserve">kiselev@inbox.ru</w:t>
+            </w:r>
+          </w:p>
+          <w:p/>
+          <w:p>
+            <w:r>
+              <w:t xml:space="preserve">Директор ______________ </w:t>
+            </w:r>
+            <w:r>
+              <w:t xml:space="preserve">М. О. Киселёв</w:t>
+            </w:r>
+          </w:p>
+        </w:tc>
+        <w:tc>
+          <w:tcPr>
+            <w:tcW w:w="4680" w:type="dxa"/>
+          </w:tcPr>
+          <w:p>
+            <w:r>
               <w:rPr>
                 <w:b/>
               </w:rPr>
@@ -740,7 +893,7 @@
               <w:t xml:space="preserve">Адрес регистрации: </w:t>
             </w:r>
             <w:r>
-              <w:t xml:space="preserve">614000, г. Пермь, ш. Заречная, д. 19, кв. 47</w:t>
+              <w:t xml:space="preserve">141400, г. Химки, бул. Заречная, д. 79, кв. 177</w:t>
             </w:r>
           </w:p>
           <w:p>
@@ -779,7 +932,7 @@
               <w:t xml:space="preserve">Тел.: </w:t>
             </w:r>
             <w:r>
-              <w:t xml:space="preserve">383 5502651</w:t>
+              <w:t xml:space="preserve">+7 499 275 50 25</w:t>
             </w:r>
           </w:p>
           <w:p>
@@ -787,7 +940,7 @@
               <w:t xml:space="preserve">E-mail: </w:t>
             </w:r>
             <w:r>
-              <w:t xml:space="preserve">lebedev@list.ru</w:t>
+              <w:t xml:space="preserve">lebedev@corp-tehno.ru</w:t>
             </w:r>
           </w:p>
           <w:p/>
@@ -805,7 +958,7 @@
     <w:p>
       <w:r>
         <w:pict>
-          <v:shape id="tb9457" type="#_x0000_t202" style="position:absolute;margin-left:0;margin-top:0;width:400pt;height:40pt">
+          <v:shape id="tb6795" type="#_x0000_t202" style="position:absolute;margin-left:0;margin-top:0;width:400pt;height:40pt">
             <v:textbox>
               <w:txbxContent>
                 <w:p>
@@ -813,13 +966,13 @@
                     <w:t xml:space="preserve">ВНИМАНИЕ! Бухгалтерия: </w:t>
                   </w:r>
                   <w:r>
-                    <w:t xml:space="preserve">Титова Татьяна Алексеевна</w:t>
+                    <w:t xml:space="preserve">Киселёв Иван Павлович</w:t>
                   </w:r>
                   <w:r>
                     <w:t xml:space="preserve">, </w:t>
                   </w:r>
                   <w:r>
-                    <w:t xml:space="preserve">+7 (495) 968-74-26 доб. 511</w:t>
+                    <w:t xml:space="preserve">+7 (495) 175-87-58 доб. 778</w:t>
                   </w:r>
                 </w:p>
               </w:txbxContent>

--- a/tests/corpus_v2/docs/agency_0008.docx
+++ b/tests/corpus_v2/docs/agency_0008.docx
@@ -24,37 +24,37 @@
         <w:rPr>
           <w:b/>
         </w:rPr>
-        <w:t xml:space="preserve">08Ф-41988/16-259Д</w:t>
-      </w:r>
-    </w:p>
-    <w:p/>
-    <w:p>
-      <w:r>
-        <w:t xml:space="preserve">г. Сергиев Посад</w:t>
+        <w:t xml:space="preserve">39Ф-08138/23-144Д</w:t>
+      </w:r>
+    </w:p>
+    <w:p/>
+    <w:p>
+      <w:r>
+        <w:t xml:space="preserve">г. Москва</w:t>
       </w:r>
       <w:r>
         <w:t xml:space="preserve">     </w:t>
       </w:r>
       <w:r>
-        <w:t xml:space="preserve">16.11.2023 г.</w:t>
-      </w:r>
-    </w:p>
-    <w:p/>
-    <w:p>
-      <w:r>
-        <w:t xml:space="preserve">ПАО «Василёк»</w:t>
+        <w:t xml:space="preserve">11.04.2024 г.</w:t>
+      </w:r>
+    </w:p>
+    <w:p/>
+    <w:p>
+      <w:r>
+        <w:t xml:space="preserve">АО «Завод им. В.А. Дегтярёва»</w:t>
       </w:r>
       <w:r>
         <w:t xml:space="preserve">, именуемое в дальнейшем «Агент», в лице директора </w:t>
       </w:r>
       <w:r>
-        <w:t xml:space="preserve">М.О.Киселёв</w:t>
+        <w:t xml:space="preserve">Михайлова Егора Олеговича</w:t>
       </w:r>
       <w:r>
         <w:t xml:space="preserve">, действующего на основании </w:t>
       </w:r>
       <w:r>
-        <w:t xml:space="preserve">доверенности № 12 от 09.01.2024</w:t>
+        <w:t xml:space="preserve">приказа № 5-к от 10.01.2024</w:t>
       </w:r>
       <w:r>
         <w:t xml:space="preserve">, с одной стороны, и </w:t>
@@ -63,13 +63,13 @@
         <w:t xml:space="preserve">ИП </w:t>
       </w:r>
       <w:r>
-        <w:t xml:space="preserve">Лебедев Егор Алексеевич</w:t>
+        <w:t xml:space="preserve">Новиков Роман Дмитриевич</w:t>
       </w:r>
       <w:r>
         <w:t xml:space="preserve">, ИНН </w:t>
       </w:r>
       <w:r>
-        <w:t xml:space="preserve">554976248706</w:t>
+        <w:t xml:space="preserve">033355497683</w:t>
       </w:r>
       <w:r>
         <w:t xml:space="preserve">, именуемый в дальнейшем «Принципал», действующий на основании свидетельства о государственной регистрации</w:t>
@@ -78,7 +78,7 @@
         <w:t xml:space="preserve">, с другой стороны, совместно именуемые «Стороны», заключили настоящий Договор № </w:t>
       </w:r>
       <w:r>
-        <w:t xml:space="preserve">48/17</w:t>
+        <w:t xml:space="preserve">94/21</w:t>
       </w:r>
       <w:r>
         <w:t xml:space="preserve"> (далее — Договор) о нижеследующем:</w:t>
@@ -167,7 +167,7 @@
         <w:t xml:space="preserve">2.3. Срок оплаты — </w:t>
       </w:r>
       <w:r>
-        <w:t xml:space="preserve">в течение 60 (Шестидесяти) дней с даты подписания Сторонами акта сдачи-приемки оказанных услуг</w:t>
+        <w:t xml:space="preserve">в течение 14 (Четырнадцати) дней с даты подписания Сторонами акта сдачи-приемки оказанных услуг</w:t>
       </w:r>
       <w:r>
         <w:t xml:space="preserve">.</w:t>
@@ -187,7 +187,7 @@
         <w:t xml:space="preserve">, артикул </w:t>
       </w:r>
       <w:r>
-        <w:t xml:space="preserve">RM-1159-25</w:t>
+        <w:t xml:space="preserve">RM-4891-79</w:t>
       </w:r>
       <w:r>
         <w:t xml:space="preserve">, код </w:t>
@@ -247,49 +247,49 @@
         <w:t xml:space="preserve">. Товар отгружается с сопроводительным документом паспорт качества № </w:t>
       </w:r>
       <w:r>
-        <w:t xml:space="preserve">60 18 921175</w:t>
+        <w:t xml:space="preserve">81 24 634349</w:t>
       </w:r>
       <w:r>
         <w:t xml:space="preserve">. К партии приложен паспорт изделия № </w:t>
       </w:r>
       <w:r>
+        <w:t xml:space="preserve">02 25 897018</w:t>
+      </w:r>
+      <w:r>
+        <w:t xml:space="preserve">. Оборудование поставляется с паспортом транспортного средства № </w:t>
+      </w:r>
+      <w:r>
+        <w:t xml:space="preserve">16 15 566403</w:t>
+      </w:r>
+      <w:r>
+        <w:t xml:space="preserve">. Приёмка производится согласно техническому паспорту </w:t>
+      </w:r>
+      <w:r>
         <w:t xml:space="preserve">88 21 935770</w:t>
       </w:r>
       <w:r>
-        <w:t xml:space="preserve">. Оборудование поставляется с паспортом транспортного средства № </w:t>
-      </w:r>
-      <w:r>
-        <w:t xml:space="preserve">39 05 884005</w:t>
-      </w:r>
-      <w:r>
-        <w:t xml:space="preserve">. Приёмка производится согласно техническому паспорту </w:t>
-      </w:r>
-      <w:r>
-        <w:t xml:space="preserve">64 11 069645</w:t>
-      </w:r>
-      <w:r>
         <w:t xml:space="preserve">. СНИЛС не указан, номер заказа </w:t>
       </w:r>
       <w:r>
-        <w:t xml:space="preserve">637-441-125 60</w:t>
+        <w:t xml:space="preserve">305-141-864 63</w:t>
       </w:r>
       <w:r>
         <w:t xml:space="preserve">. Дата рождения не проставлена, документ выдан </w:t>
       </w:r>
       <w:r>
-        <w:t xml:space="preserve">23.05.2016</w:t>
+        <w:t xml:space="preserve">11.02.2024</w:t>
       </w:r>
       <w:r>
         <w:t xml:space="preserve">. Код подразделения, см. артикул </w:t>
       </w:r>
       <w:r>
-        <w:t xml:space="preserve">299-240</w:t>
+        <w:t xml:space="preserve">441-125</w:t>
       </w:r>
       <w:r>
         <w:t xml:space="preserve">. Цена — </w:t>
       </w:r>
       <w:r>
-        <w:t xml:space="preserve">Двести десять тысяч рублей 50 копеек</w:t>
+        <w:t xml:space="preserve">Девять миллионов семьсот сорок тысяч рублей 50 копеек</w:t>
       </w:r>
       <w:r>
         <w:t xml:space="preserve">, в т.ч. НДС </w:t>
@@ -309,51 +309,51 @@
         <w:t xml:space="preserve">Товар маркирован штрихкодом </w:t>
       </w:r>
       <w:r>
-        <w:t xml:space="preserve">4604063902929</w:t>
+        <w:t xml:space="preserve">4604637418431</w:t>
       </w:r>
       <w:r>
         <w:t xml:space="preserve">. Код контрагента по ОКПО — </w:t>
       </w:r>
       <w:r>
+        <w:t xml:space="preserve">1003701835</w:t>
+      </w:r>
+      <w:r>
+        <w:t xml:space="preserve">. Оборудование учтено под инвентарным номером </w:t>
+      </w:r>
+      <w:r>
+        <w:t xml:space="preserve">045535399</w:t>
+      </w:r>
+      <w:r>
+        <w:t xml:space="preserve">, складской позиции присвоен номер </w:t>
+      </w:r>
+      <w:r>
+        <w:t xml:space="preserve">866534785</w:t>
+      </w:r>
+      <w:r>
+        <w:t xml:space="preserve">.</w:t>
+      </w:r>
+    </w:p>
+    <w:p>
+      <w:r>
+        <w:t xml:space="preserve">2.6. </w:t>
+      </w:r>
+      <w:r>
+        <w:t xml:space="preserve">Оплата по счёту-фактуре на КБК </w:t>
+      </w:r>
+      <w:r>
+        <w:t xml:space="preserve">18210101011011000125</w:t>
+      </w:r>
+      <w:r>
+        <w:t xml:space="preserve">. ИНН не присвоен, регистрационный № </w:t>
+      </w:r>
+      <w:r>
         <w:t xml:space="preserve">6245300098</w:t>
       </w:r>
       <w:r>
-        <w:t xml:space="preserve">. Оборудование учтено под инвентарным номером </w:t>
-      </w:r>
-      <w:r>
-        <w:t xml:space="preserve">045310974</w:t>
-      </w:r>
-      <w:r>
-        <w:t xml:space="preserve">, складской позиции присвоен номер </w:t>
-      </w:r>
-      <w:r>
-        <w:t xml:space="preserve">997964777</w:t>
-      </w:r>
-      <w:r>
-        <w:t xml:space="preserve">.</w:t>
-      </w:r>
-    </w:p>
-    <w:p>
-      <w:r>
-        <w:t xml:space="preserve">2.6. </w:t>
-      </w:r>
-      <w:r>
-        <w:t xml:space="preserve">Оплата по счёту-фактуре на КБК </w:t>
-      </w:r>
-      <w:r>
-        <w:t xml:space="preserve">18210101011011000183</w:t>
-      </w:r>
-      <w:r>
-        <w:t xml:space="preserve">. ИНН не присвоен, регистрационный № </w:t>
-      </w:r>
-      <w:r>
-        <w:t xml:space="preserve">2943961589</w:t>
-      </w:r>
-      <w:r>
         <w:t xml:space="preserve">. ИНН не присвоен, платёжный документ № </w:t>
       </w:r>
       <w:r>
-        <w:t xml:space="preserve">827101478273</w:t>
+        <w:t xml:space="preserve">299626215325</w:t>
       </w:r>
       <w:r>
         <w:t xml:space="preserve">. Заказчик действует в лице </w:t>
@@ -373,7 +373,7 @@
         <w:t xml:space="preserve">Массовая доля влаги в товаре — </w:t>
       </w:r>
       <w:r>
-        <w:t xml:space="preserve">не более 10 %</w:t>
+        <w:t xml:space="preserve">не более 11 %</w:t>
       </w:r>
       <w:r>
         <w:t xml:space="preserve">. Товар подлежит хранению </w:t>
@@ -448,7 +448,7 @@
           </w:tcPr>
           <w:p>
             <w:r>
-              <w:t xml:space="preserve">6894435675</w:t>
+              <w:t xml:space="preserve">0917862340</w:t>
             </w:r>
           </w:p>
         </w:tc>
@@ -468,7 +468,7 @@
         <w:t xml:space="preserve">3.1. Место исполнения обязательств: </w:t>
       </w:r>
       <w:r>
-        <w:t xml:space="preserve">420111, г. Казань, просп. Кутузовский, д. 26, кв. 7</w:t>
+        <w:t xml:space="preserve">проезд Космонавтов, д. 68, пос. Заречный, Свердловская обл.</w:t>
       </w:r>
       <w:r>
         <w:t xml:space="preserve">.</w:t>
@@ -479,13 +479,13 @@
         <w:t xml:space="preserve">3.2. Уведомления направляются </w:t>
       </w:r>
       <w:r>
-        <w:t xml:space="preserve">Лебедеву Егору Алексеевичу</w:t>
+        <w:t xml:space="preserve">Новикову Роману Дмитриевичу</w:t>
       </w:r>
       <w:r>
         <w:t xml:space="preserve"> по телефону </w:t>
       </w:r>
       <w:r>
-        <w:t xml:space="preserve">8-843-943-77-17</w:t>
+        <w:t xml:space="preserve">+7 (383) 462-58-61</w:t>
       </w:r>
       <w:r>
         <w:t xml:space="preserve">.</w:t>
@@ -496,7 +496,7 @@
         <w:t xml:space="preserve">3.3. Срок исполнения обязательств — </w:t>
       </w:r>
       <w:r>
-        <w:t xml:space="preserve">не позднее 14.09.2026</w:t>
+        <w:t xml:space="preserve">не позднее 07.11.2025</w:t>
       </w:r>
       <w:r>
         <w:t xml:space="preserve">.</w:t>
@@ -527,7 +527,7 @@
         <w:t xml:space="preserve">Размер неустойки за нарушение сроков оплаты: </w:t>
       </w:r>
       <w:r>
-        <w:t xml:space="preserve">21% за каждый день просрочки</w:t>
+        <w:t xml:space="preserve">18% за каждый день просрочки</w:t>
       </w:r>
       <w:r>
         <w:t xml:space="preserve">. Предельный размер ответственности: </w:t>
@@ -569,7 +569,7 @@
         <w:t xml:space="preserve">Все споры и разногласия решаются путём переговоров. Претензионный порядок обязателен, срок ответа на претензию — </w:t>
       </w:r>
       <w:r>
-        <w:t xml:space="preserve">в течение 30 (Тридцати) календарных дней с момента заключения контракта</w:t>
+        <w:t xml:space="preserve">в течение 10 (Десяти) календарных дней с момента заключения контракта</w:t>
       </w:r>
       <w:r>
         <w:t xml:space="preserve">.</w:t>
@@ -590,7 +590,7 @@
         <w:t xml:space="preserve">Контрольный ИНН: </w:t>
       </w:r>
       <w:r>
-        <w:t xml:space="preserve">б59776925З</w:t>
+        <w:t xml:space="preserve">279б597761</w:t>
       </w:r>
     </w:p>
     <w:p>
@@ -598,7 +598,7 @@
         <w:t xml:space="preserve">Ответственное лицо: </w:t>
       </w:r>
       <w:r>
-        <w:t xml:space="preserve">Киcелёв Михаил Олeгович</w:t>
+        <w:t xml:space="preserve">Mиxайлов Егор Олегович</w:t>
       </w:r>
     </w:p>
     <w:p>
@@ -606,36 +606,36 @@
         <w:t xml:space="preserve">БИК банка: </w:t>
       </w:r>
       <w:r>
-        <w:t xml:space="preserve">О44525593</w:t>
-      </w:r>
-    </w:p>
-    <w:p>
-      <w:r>
-        <w:t xml:space="preserve">ПАО Василёк</w:t>
+        <w:t xml:space="preserve">О44525225</w:t>
+      </w:r>
+    </w:p>
+    <w:p>
+      <w:r>
+        <w:t xml:space="preserve">АО Завод им. В.А. Дегтярёва</w:t>
       </w:r>
       <w:r>
         <w:t xml:space="preserve"> ИНН </w:t>
       </w:r>
       <w:r>
-        <w:t xml:space="preserve">6597769253</w:t>
+        <w:t xml:space="preserve">2796597761</w:t>
       </w:r>
       <w:r>
         <w:t xml:space="preserve"> КПП </w:t>
       </w:r>
       <w:r>
-        <w:t xml:space="preserve">476313554</w:t>
+        <w:t xml:space="preserve">327546253</w:t>
       </w:r>
       <w:r>
         <w:t xml:space="preserve"> </w:t>
       </w:r>
       <w:r>
-        <w:t xml:space="preserve">Казань  Строителей 37</w:t>
+        <w:t xml:space="preserve">Москва  Промышленная 47</w:t>
       </w:r>
       <w:r>
         <w:t xml:space="preserve"> тел </w:t>
       </w:r>
       <w:r>
-        <w:t xml:space="preserve">88126223520</w:t>
+        <w:t xml:space="preserve">88464538828</w:t>
       </w:r>
     </w:p>
     <w:p/>
@@ -656,10 +656,10 @@
         <w:rPr>
           <w:b/>
         </w:rPr>
-        <w:t xml:space="preserve">1/20</w:t>
-      </w:r>
-      <w:r>
-        <w:t xml:space="preserve">25-К</w:t>
+        <w:t xml:space="preserve">24/20</w:t>
+      </w:r>
+      <w:r>
+        <w:t xml:space="preserve">25-Д</w:t>
       </w:r>
       <w:r>
         <w:t xml:space="preserve">.</w:t>
@@ -673,10 +673,10 @@
         <w:rPr>
           <w:b/>
         </w:rPr>
-        <w:t xml:space="preserve">не более 4 9</w:t>
-      </w:r>
-      <w:r>
-        <w:t xml:space="preserve">20 000,82 (Четырёх миллионов девятисот двадцати тысяч) RUB</w:t>
+        <w:t xml:space="preserve">не более 4</w:t>
+      </w:r>
+      <w:r>
+        <w:t xml:space="preserve">60 000,41 (Четырёхсот шестидесяти тысяч) RUB</w:t>
       </w:r>
       <w:r>
         <w:t xml:space="preserve">.</w:t>
@@ -727,7 +727,7 @@
           </w:tcPr>
           <w:p>
             <w:r>
-              <w:t xml:space="preserve">не позднее 19.09.20</w:t>
+              <w:t xml:space="preserve">не позднее 07.02.20</w:t>
             </w:r>
           </w:p>
         </w:tc>
@@ -737,7 +737,7 @@
           </w:tcPr>
           <w:p>
             <w:r>
-              <w:t xml:space="preserve">26</w:t>
+              <w:t xml:space="preserve">25</w:t>
             </w:r>
           </w:p>
         </w:tc>
@@ -784,7 +784,7 @@
           </w:p>
           <w:p>
             <w:r>
-              <w:t xml:space="preserve">ПАО «Василёк»</w:t>
+              <w:t xml:space="preserve">АО «Завод им. В.А. Дегтярёва»</w:t>
             </w:r>
           </w:p>
           <w:p>
@@ -792,7 +792,15 @@
               <w:t xml:space="preserve">Юридический адрес: </w:t>
             </w:r>
             <w:r>
-              <w:t xml:space="preserve">170100, г. Тверь, наб. Садовая, д. 42, кв. 78</w:t>
+              <w:t xml:space="preserve">бул. Заречная, д. 79, тер. СНТ «Родник», Московская обл.</w:t>
+            </w:r>
+          </w:p>
+          <w:p>
+            <w:r>
+              <w:t xml:space="preserve">Почтовый адрес: </w:t>
+            </w:r>
+            <w:r>
+              <w:t xml:space="preserve">просп. Победы, д. 7, тер. СНТ «Родник», Краснодарский край</w:t>
             </w:r>
           </w:p>
           <w:p>
@@ -800,13 +808,13 @@
               <w:t xml:space="preserve">ИНН </w:t>
             </w:r>
             <w:r>
-              <w:t xml:space="preserve">6597769253</w:t>
+              <w:t xml:space="preserve">2 796 597 761</w:t>
             </w:r>
             <w:r>
               <w:t xml:space="preserve"> КПП </w:t>
             </w:r>
             <w:r>
-              <w:t xml:space="preserve">476313554</w:t>
+              <w:t xml:space="preserve">327546253</w:t>
             </w:r>
           </w:p>
           <w:p>
@@ -814,7 +822,7 @@
               <w:t xml:space="preserve">ОГРН </w:t>
             </w:r>
             <w:r>
-              <w:t xml:space="preserve">1011841849382</w:t>
+              <w:t xml:space="preserve">1 318 011 841 840</w:t>
             </w:r>
           </w:p>
           <w:p>
@@ -822,10 +830,10 @@
               <w:t xml:space="preserve">р/с </w:t>
             </w:r>
             <w:r>
-              <w:t xml:space="preserve">40702810050589362246</w:t>
-            </w:r>
-            <w:r>
-              <w:t xml:space="preserve"> в АО «Альфа-Банк»</w:t>
+              <w:t xml:space="preserve">4070 2810 3938 5058 9362</w:t>
+            </w:r>
+            <w:r>
+              <w:t xml:space="preserve"> в ПАО Сбербанк</w:t>
             </w:r>
           </w:p>
           <w:p>
@@ -833,13 +841,13 @@
               <w:t xml:space="preserve">к/с </w:t>
             </w:r>
             <w:r>
-              <w:t xml:space="preserve">30101810200000000593</w:t>
+              <w:t xml:space="preserve">30101810400000000225</w:t>
             </w:r>
             <w:r>
               <w:t xml:space="preserve"> БИК </w:t>
             </w:r>
             <w:r>
-              <w:t xml:space="preserve">044525593</w:t>
+              <w:t xml:space="preserve">044525225</w:t>
             </w:r>
           </w:p>
           <w:p>
@@ -847,7 +855,7 @@
               <w:t xml:space="preserve">Тел.: </w:t>
             </w:r>
             <w:r>
-              <w:t xml:space="preserve">8-499-194-74-26</w:t>
+              <w:t xml:space="preserve">+7 (495) 175-87-58</w:t>
             </w:r>
           </w:p>
           <w:p>
@@ -855,7 +863,7 @@
               <w:t xml:space="preserve">E-mail: </w:t>
             </w:r>
             <w:r>
-              <w:t xml:space="preserve">kiselev@inbox.ru</w:t>
+              <w:t xml:space="preserve">mihaylov@corp-tehno.ru</w:t>
             </w:r>
           </w:p>
           <w:p/>
@@ -864,7 +872,7 @@
               <w:t xml:space="preserve">Директор ______________ </w:t>
             </w:r>
             <w:r>
-              <w:t xml:space="preserve">М. О. Киселёв</w:t>
+              <w:t xml:space="preserve">Е. О. Михайлов</w:t>
             </w:r>
           </w:p>
         </w:tc>
@@ -885,7 +893,7 @@
               <w:t xml:space="preserve">Индивидуальный предприниматель </w:t>
             </w:r>
             <w:r>
-              <w:t xml:space="preserve">Лебедев Егор Алексеевич</w:t>
+              <w:t xml:space="preserve">Новиков Роман Дмитриевич</w:t>
             </w:r>
           </w:p>
           <w:p>
@@ -893,7 +901,7 @@
               <w:t xml:space="preserve">Адрес регистрации: </w:t>
             </w:r>
             <w:r>
-              <w:t xml:space="preserve">141400, г. Химки, бул. Заречная, д. 79, кв. 177</w:t>
+              <w:t xml:space="preserve">ул. Профсоюзная, д. 14, пгт. Софрино, Тверская обл.</w:t>
             </w:r>
           </w:p>
           <w:p>
@@ -901,13 +909,13 @@
               <w:t xml:space="preserve">ИНН </w:t>
             </w:r>
             <w:r>
-              <w:t xml:space="preserve">554976248706</w:t>
+              <w:t xml:space="preserve">033355497683</w:t>
             </w:r>
             <w:r>
               <w:t xml:space="preserve"> ОГРНИП </w:t>
             </w:r>
             <w:r>
-              <w:t xml:space="preserve">307888276406535</w:t>
+              <w:t xml:space="preserve">324870788827642</w:t>
             </w:r>
           </w:p>
           <w:p>
@@ -915,16 +923,16 @@
               <w:t xml:space="preserve">р/с </w:t>
             </w:r>
             <w:r>
-              <w:t xml:space="preserve">40802810212847474062</w:t>
-            </w:r>
-            <w:r>
-              <w:t xml:space="preserve"> в ПАО «Промсвязьбанк»</w:t>
+              <w:t xml:space="preserve">40802810606531284747</w:t>
+            </w:r>
+            <w:r>
+              <w:t xml:space="preserve"> в АО «Тинькофф Банк»</w:t>
             </w:r>
             <w:r>
               <w:t xml:space="preserve">, БИК </w:t>
             </w:r>
             <w:r>
-              <w:t xml:space="preserve">044525555</w:t>
+              <w:t xml:space="preserve">044525974</w:t>
             </w:r>
           </w:p>
           <w:p>
@@ -932,7 +940,7 @@
               <w:t xml:space="preserve">Тел.: </w:t>
             </w:r>
             <w:r>
-              <w:t xml:space="preserve">+7 499 275 50 25</w:t>
+              <w:t xml:space="preserve">+7 (846) 948-26-35</w:t>
             </w:r>
           </w:p>
           <w:p>
@@ -940,7 +948,7 @@
               <w:t xml:space="preserve">E-mail: </w:t>
             </w:r>
             <w:r>
-              <w:t xml:space="preserve">lebedev@corp-tehno.ru</w:t>
+              <w:t xml:space="preserve">novikov@corp-tehno.ru</w:t>
             </w:r>
           </w:p>
           <w:p/>
@@ -949,7 +957,7 @@
               <w:t xml:space="preserve">ИП ______________ </w:t>
             </w:r>
             <w:r>
-              <w:t xml:space="preserve">Лебедев Е. А.</w:t>
+              <w:t xml:space="preserve">Новиков Р. Д.</w:t>
             </w:r>
           </w:p>
         </w:tc>
@@ -958,7 +966,7 @@
     <w:p>
       <w:r>
         <w:pict>
-          <v:shape id="tb6795" type="#_x0000_t202" style="position:absolute;margin-left:0;margin-top:0;width:400pt;height:40pt">
+          <v:shape id="tb4032" type="#_x0000_t202" style="position:absolute;margin-left:0;margin-top:0;width:400pt;height:40pt">
             <v:textbox>
               <w:txbxContent>
                 <w:p>
@@ -966,13 +974,13 @@
                     <w:t xml:space="preserve">ВНИМАНИЕ! Бухгалтерия: </w:t>
                   </w:r>
                   <w:r>
-                    <w:t xml:space="preserve">Киселёв Иван Павлович</w:t>
+                    <w:t xml:space="preserve">Комаров Михаил Павлович</w:t>
                   </w:r>
                   <w:r>
                     <w:t xml:space="preserve">, </w:t>
                   </w:r>
                   <w:r>
-                    <w:t xml:space="preserve">+7 (495) 175-87-58 доб. 778</w:t>
+                    <w:t xml:space="preserve">+7 (383) 398-22-50 доб. 308</w:t>
                   </w:r>
                 </w:p>
               </w:txbxContent>
@@ -992,7 +1000,7 @@
         <w:t xml:space="preserve">Агент: _______________ /</w:t>
       </w:r>
       <w:r>
-        <w:t xml:space="preserve">Киселёв М. О.</w:t>
+        <w:t xml:space="preserve">Михайлов Е. О.</w:t>
       </w:r>
       <w:r>
         <w:t xml:space="preserve">/</w:t>
@@ -1003,7 +1011,7 @@
         <w:t xml:space="preserve">Принципал: _______________ /</w:t>
       </w:r>
       <w:r>
-        <w:t xml:space="preserve">Лебедев Е. А.</w:t>
+        <w:t xml:space="preserve">Новиков Р. Д.</w:t>
       </w:r>
       <w:r>
         <w:t xml:space="preserve">/</w:t>

--- a/tests/corpus_v2/docs/agency_0008.docx
+++ b/tests/corpus_v2/docs/agency_0008.docx
@@ -454,6 +454,93 @@
         </w:tc>
       </w:tr>
     </w:tbl>
+    <w:p>
+      <w:r>
+        <w:t xml:space="preserve">2.8. </w:t>
+      </w:r>
+      <w:r>
+        <w:t xml:space="preserve">Платёж по налогу перечисляется на код бюджетной классификации </w:t>
+      </w:r>
+      <w:r>
+        <w:t xml:space="preserve">182 101 010 110 110 001 10</w:t>
+      </w:r>
+      <w:r>
+        <w:t xml:space="preserve">, получатель — территориальный орган Федерального казначейства.</w:t>
+      </w:r>
+    </w:p>
+    <w:p>
+      <w:r>
+        <w:t xml:space="preserve">2.9. </w:t>
+      </w:r>
+      <w:r>
+        <w:t xml:space="preserve">Полномочия подтверждаются свидетельством о рождении, выдано </w:t>
+      </w:r>
+      <w:r>
+        <w:t xml:space="preserve">01.05.2017</w:t>
+      </w:r>
+      <w:r>
+        <w:t xml:space="preserve"> отделом ЗАГС.</w:t>
+      </w:r>
+    </w:p>
+    <w:tbl>
+      <w:tblPr>
+        <w:tblW w:w="9360" w:type="dxa"/>
+        <w:tblBorders>
+          <w:top w:val="single" w:sz="4" w:color="auto"/>
+          <w:left w:val="single" w:sz="4" w:color="auto"/>
+          <w:bottom w:val="single" w:sz="4" w:color="auto"/>
+          <w:right w:val="single" w:sz="4" w:color="auto"/>
+          <w:insideH w:val="single" w:sz="4" w:color="auto"/>
+          <w:insideV w:val="single" w:sz="4" w:color="auto"/>
+        </w:tblBorders>
+      </w:tblPr>
+      <w:tblGrid>
+        <w:gridCol w:w="4680"/>
+        <w:gridCol w:w="4680"/>
+      </w:tblGrid>
+      <w:tr>
+        <w:tc>
+          <w:tcPr>
+            <w:tcW w:w="4680" w:type="dxa"/>
+          </w:tcPr>
+          <w:p>
+            <w:r>
+              <w:t xml:space="preserve">2</w:t>
+            </w:r>
+          </w:p>
+        </w:tc>
+        <w:tc>
+          <w:tcPr>
+            <w:tcW w:w="4680" w:type="dxa"/>
+          </w:tcPr>
+          <w:p>
+            <w:r>
+              <w:t xml:space="preserve">РУБ.</w:t>
+            </w:r>
+          </w:p>
+        </w:tc>
+      </w:tr>
+    </w:tbl>
+    <w:p>
+      <w:r>
+        <w:t xml:space="preserve">2.10. </w:t>
+      </w:r>
+      <w:r>
+        <w:t xml:space="preserve">Поставке подлежит насос модели </w:t>
+      </w:r>
+      <w:r>
+        <w:t xml:space="preserve">ЭЦВ-6-10-80h</w:t>
+      </w:r>
+      <w:r>
+        <w:t xml:space="preserve"> и кабель марки </w:t>
+      </w:r>
+      <w:r>
+        <w:t xml:space="preserve">ВВГнг(А)-LSt</w:t>
+      </w:r>
+      <w:r>
+        <w:t xml:space="preserve">.</w:t>
+      </w:r>
+    </w:p>
     <w:p/>
     <w:p>
       <w:r>
@@ -468,7 +555,7 @@
         <w:t xml:space="preserve">3.1. Место исполнения обязательств: </w:t>
       </w:r>
       <w:r>
-        <w:t xml:space="preserve">проезд Космонавтов, д. 68, пос. Заречный, Свердловская обл.</w:t>
+        <w:t xml:space="preserve">проезд Заречная, д. 49, рп. Обухово, Тверская обл.</w:t>
       </w:r>
       <w:r>
         <w:t xml:space="preserve">.</w:t>
@@ -485,7 +572,7 @@
         <w:t xml:space="preserve"> по телефону </w:t>
       </w:r>
       <w:r>
-        <w:t xml:space="preserve">+7 (383) 462-58-61</w:t>
+        <w:t xml:space="preserve">+7 (846) 674-76-17</w:t>
       </w:r>
       <w:r>
         <w:t xml:space="preserve">.</w:t>
@@ -496,7 +583,7 @@
         <w:t xml:space="preserve">3.3. Срок исполнения обязательств — </w:t>
       </w:r>
       <w:r>
-        <w:t xml:space="preserve">не позднее 07.11.2025</w:t>
+        <w:t xml:space="preserve">не позднее 17.12.2026</w:t>
       </w:r>
       <w:r>
         <w:t xml:space="preserve">.</w:t>
@@ -555,7 +642,7 @@
         <w:t xml:space="preserve">Сторона, для которой создалась невозможность исполнения, обязана уведомить другую Сторону. Срок уведомления — </w:t>
       </w:r>
       <w:r>
-        <w:t xml:space="preserve">в течение 30 дней</w:t>
+        <w:t xml:space="preserve">в течение 10 дней</w:t>
       </w:r>
       <w:r>
         <w:t xml:space="preserve">.</w:t>
@@ -569,7 +656,7 @@
         <w:t xml:space="preserve">Все споры и разногласия решаются путём переговоров. Претензионный порядок обязателен, срок ответа на претензию — </w:t>
       </w:r>
       <w:r>
-        <w:t xml:space="preserve">в течение 10 (Десяти) календарных дней с момента заключения контракта</w:t>
+        <w:t xml:space="preserve">в течение 5 (Пяти) календарных дней с момента заключения контракта</w:t>
       </w:r>
       <w:r>
         <w:t xml:space="preserve">.</w:t>
@@ -590,7 +677,7 @@
         <w:t xml:space="preserve">Контрольный ИНН: </w:t>
       </w:r>
       <w:r>
-        <w:t xml:space="preserve">279б597761</w:t>
+        <w:t xml:space="preserve">27965977б1</w:t>
       </w:r>
     </w:p>
     <w:p>
@@ -598,7 +685,7 @@
         <w:t xml:space="preserve">Ответственное лицо: </w:t>
       </w:r>
       <w:r>
-        <w:t xml:space="preserve">Mиxайлов Егор Олегович</w:t>
+        <w:t xml:space="preserve">Mиxайлов Егoр Oлегович</w:t>
       </w:r>
     </w:p>
     <w:p>
@@ -606,7 +693,7 @@
         <w:t xml:space="preserve">БИК банка: </w:t>
       </w:r>
       <w:r>
-        <w:t xml:space="preserve">О44525225</w:t>
+        <w:t xml:space="preserve">0Ч4525225</w:t>
       </w:r>
     </w:p>
     <w:p>
@@ -629,13 +716,13 @@
         <w:t xml:space="preserve"> </w:t>
       </w:r>
       <w:r>
-        <w:t xml:space="preserve">Москва  Промышленная 47</w:t>
+        <w:t xml:space="preserve">Екатеринбург  Лесная 83</w:t>
       </w:r>
       <w:r>
         <w:t xml:space="preserve"> тел </w:t>
       </w:r>
       <w:r>
-        <w:t xml:space="preserve">88464538828</w:t>
+        <w:t xml:space="preserve">88127312833</w:t>
       </w:r>
     </w:p>
     <w:p/>
@@ -656,10 +743,10 @@
         <w:rPr>
           <w:b/>
         </w:rPr>
-        <w:t xml:space="preserve">24/20</w:t>
-      </w:r>
-      <w:r>
-        <w:t xml:space="preserve">25-Д</w:t>
+        <w:t xml:space="preserve">75/20</w:t>
+      </w:r>
+      <w:r>
+        <w:t xml:space="preserve">25-К</w:t>
       </w:r>
       <w:r>
         <w:t xml:space="preserve">.</w:t>
@@ -673,10 +760,10 @@
         <w:rPr>
           <w:b/>
         </w:rPr>
-        <w:t xml:space="preserve">не более 4</w:t>
-      </w:r>
-      <w:r>
-        <w:t xml:space="preserve">60 000,41 (Четырёхсот шестидесяти тысяч) RUB</w:t>
+        <w:t xml:space="preserve">не более 1 4</w:t>
+      </w:r>
+      <w:r>
+        <w:t xml:space="preserve">10 000,87 (Одного миллиона четырёхсот десяти тысяч) RUB</w:t>
       </w:r>
       <w:r>
         <w:t xml:space="preserve">.</w:t>

--- a/tests/corpus_v2/docs/agency_0008.docx
+++ b/tests/corpus_v2/docs/agency_0008.docx
@@ -131,6 +131,101 @@
         <w:t xml:space="preserve">Принципал обязан возместить Агенту расходы, понесённые при исполнении поручения.</w:t>
       </w:r>
     </w:p>
+    <w:p>
+      <w:r>
+        <w:t xml:space="preserve">1.5. </w:t>
+      </w:r>
+      <w:r>
+        <w:t xml:space="preserve">Партия сопровождается накладной формы ТОРГ-12 № </w:t>
+      </w:r>
+      <w:r>
+        <w:t xml:space="preserve">045023692</w:t>
+      </w:r>
+      <w:r>
+        <w:t xml:space="preserve">. Позиция учитывается в каталоге поставщика под номером </w:t>
+      </w:r>
+      <w:r>
+        <w:t xml:space="preserve">049134487</w:t>
+      </w:r>
+      <w:r>
+        <w:t xml:space="preserve">. Изделию присвоен заводской номер </w:t>
+      </w:r>
+      <w:r>
+        <w:t xml:space="preserve">040163228</w:t>
+      </w:r>
+      <w:r>
+        <w:t xml:space="preserve">.</w:t>
+      </w:r>
+    </w:p>
+    <w:p>
+      <w:r>
+        <w:t xml:space="preserve">1.6. </w:t>
+      </w:r>
+      <w:r>
+        <w:t xml:space="preserve">Целевые средства перечисляются по коду цели </w:t>
+      </w:r>
+      <w:r>
+        <w:t xml:space="preserve">047860780</w:t>
+      </w:r>
+      <w:r>
+        <w:t xml:space="preserve"> согласно приказу Минфина России № 157н. </w:t>
+      </w:r>
+      <w:r>
+        <w:t xml:space="preserve">БИК будет сообщён дополнительно, номер заявки — </w:t>
+      </w:r>
+      <w:r>
+        <w:t xml:space="preserve">044996449</w:t>
+      </w:r>
+      <w:r>
+        <w:t xml:space="preserve">.</w:t>
+      </w:r>
+    </w:p>
+    <w:p>
+      <w:r>
+        <w:t xml:space="preserve">1.7. </w:t>
+      </w:r>
+      <w:r>
+        <w:t xml:space="preserve">Расчёты за коммунальные услуги ведутся по лицевому счёту абонента </w:t>
+      </w:r>
+      <w:r>
+        <w:t xml:space="preserve">87915849433</w:t>
+      </w:r>
+      <w:r>
+        <w:t xml:space="preserve">. Спецификация зарегистрирована за номером </w:t>
+      </w:r>
+      <w:r>
+        <w:t xml:space="preserve">88875199135</w:t>
+      </w:r>
+      <w:r>
+        <w:t xml:space="preserve">. Счётчик имеет заводской номер </w:t>
+      </w:r>
+      <w:r>
+        <w:t xml:space="preserve">87674145540</w:t>
+      </w:r>
+      <w:r>
+        <w:t xml:space="preserve">.</w:t>
+      </w:r>
+    </w:p>
+    <w:p>
+      <w:r>
+        <w:t xml:space="preserve">1.8. </w:t>
+      </w:r>
+      <w:r>
+        <w:t xml:space="preserve">Регистрационная запись в реестре — </w:t>
+      </w:r>
+      <w:r>
+        <w:t xml:space="preserve">84637418431</w:t>
+      </w:r>
+      <w:r>
+        <w:t xml:space="preserve">, как предусмотрено пунктом 2 статьи 434 Гражданского кодекса Российской Федерации. Уведомление о регистрации имеет исходящий № </w:t>
+      </w:r>
+      <w:r>
+        <w:t xml:space="preserve">84344317706</w:t>
+      </w:r>
+      <w:r>
+        <w:t xml:space="preserve">.</w:t>
+      </w:r>
+    </w:p>
     <w:p/>
     <w:p>
       <w:r>
@@ -167,7 +262,7 @@
         <w:t xml:space="preserve">2.3. Срок оплаты — </w:t>
       </w:r>
       <w:r>
-        <w:t xml:space="preserve">в течение 14 (Четырнадцати) дней с даты подписания Сторонами акта сдачи-приемки оказанных услуг</w:t>
+        <w:t xml:space="preserve">в течение 7 (Семи) дней с даты подписания Сторонами акта сдачи-приемки оказанных услуг</w:t>
       </w:r>
       <w:r>
         <w:t xml:space="preserve">.</w:t>
@@ -187,7 +282,7 @@
         <w:t xml:space="preserve">, артикул </w:t>
       </w:r>
       <w:r>
-        <w:t xml:space="preserve">RM-4891-79</w:t>
+        <w:t xml:space="preserve">RM-8201-49</w:t>
       </w:r>
       <w:r>
         <w:t xml:space="preserve">, код </w:t>
@@ -247,49 +342,49 @@
         <w:t xml:space="preserve">. Товар отгружается с сопроводительным документом паспорт качества № </w:t>
       </w:r>
       <w:r>
-        <w:t xml:space="preserve">81 24 634349</w:t>
+        <w:t xml:space="preserve">06 25 502204</w:t>
       </w:r>
       <w:r>
         <w:t xml:space="preserve">. К партии приложен паспорт изделия № </w:t>
       </w:r>
       <w:r>
-        <w:t xml:space="preserve">02 25 897018</w:t>
+        <w:t xml:space="preserve">61 20 454436</w:t>
       </w:r>
       <w:r>
         <w:t xml:space="preserve">. Оборудование поставляется с паспортом транспортного средства № </w:t>
       </w:r>
       <w:r>
-        <w:t xml:space="preserve">16 15 566403</w:t>
+        <w:t xml:space="preserve">12 22 354629</w:t>
       </w:r>
       <w:r>
         <w:t xml:space="preserve">. Приёмка производится согласно техническому паспорту </w:t>
       </w:r>
       <w:r>
-        <w:t xml:space="preserve">88 21 935770</w:t>
+        <w:t xml:space="preserve">08 14 186072</w:t>
       </w:r>
       <w:r>
         <w:t xml:space="preserve">. СНИЛС не указан, номер заказа </w:t>
       </w:r>
       <w:r>
-        <w:t xml:space="preserve">305-141-864 63</w:t>
+        <w:t xml:space="preserve">796-851-531 05</w:t>
       </w:r>
       <w:r>
         <w:t xml:space="preserve">. Дата рождения не проставлена, документ выдан </w:t>
       </w:r>
       <w:r>
-        <w:t xml:space="preserve">11.02.2024</w:t>
+        <w:t xml:space="preserve">18.02.2021</w:t>
       </w:r>
       <w:r>
         <w:t xml:space="preserve">. Код подразделения, см. артикул </w:t>
       </w:r>
       <w:r>
-        <w:t xml:space="preserve">441-125</w:t>
+        <w:t xml:space="preserve">318-540</w:t>
       </w:r>
       <w:r>
         <w:t xml:space="preserve">. Цена — </w:t>
       </w:r>
       <w:r>
-        <w:t xml:space="preserve">Девять миллионов семьсот сорок тысяч рублей 50 копеек</w:t>
+        <w:t xml:space="preserve">Семьсот пятьдесят пять тысяч рублей 00 копеек</w:t>
       </w:r>
       <w:r>
         <w:t xml:space="preserve">, в т.ч. НДС </w:t>
@@ -309,25 +404,25 @@
         <w:t xml:space="preserve">Товар маркирован штрихкодом </w:t>
       </w:r>
       <w:r>
-        <w:t xml:space="preserve">4604637418431</w:t>
+        <w:t xml:space="preserve">4604560161615</w:t>
       </w:r>
       <w:r>
         <w:t xml:space="preserve">. Код контрагента по ОКПО — </w:t>
       </w:r>
       <w:r>
-        <w:t xml:space="preserve">1003701835</w:t>
+        <w:t xml:space="preserve">9339836729</w:t>
       </w:r>
       <w:r>
         <w:t xml:space="preserve">. Оборудование учтено под инвентарным номером </w:t>
       </w:r>
       <w:r>
-        <w:t xml:space="preserve">045535399</w:t>
+        <w:t xml:space="preserve">043516068</w:t>
       </w:r>
       <w:r>
         <w:t xml:space="preserve">, складской позиции присвоен номер </w:t>
       </w:r>
       <w:r>
-        <w:t xml:space="preserve">866534785</w:t>
+        <w:t xml:space="preserve">311066947</w:t>
       </w:r>
       <w:r>
         <w:t xml:space="preserve">.</w:t>
@@ -341,19 +436,19 @@
         <w:t xml:space="preserve">Оплата по счёту-фактуре на КБК </w:t>
       </w:r>
       <w:r>
-        <w:t xml:space="preserve">18210101011011000125</w:t>
+        <w:t xml:space="preserve">18210101011011000189</w:t>
       </w:r>
       <w:r>
         <w:t xml:space="preserve">. ИНН не присвоен, регистрационный № </w:t>
       </w:r>
       <w:r>
-        <w:t xml:space="preserve">6245300098</w:t>
+        <w:t xml:space="preserve">2222941974</w:t>
       </w:r>
       <w:r>
         <w:t xml:space="preserve">. ИНН не присвоен, платёжный документ № </w:t>
       </w:r>
       <w:r>
-        <w:t xml:space="preserve">299626215325</w:t>
+        <w:t xml:space="preserve">456213440247</w:t>
       </w:r>
       <w:r>
         <w:t xml:space="preserve">. Заказчик действует в лице </w:t>
@@ -379,7 +474,7 @@
         <w:t xml:space="preserve">. Товар подлежит хранению </w:t>
       </w:r>
       <w:r>
-        <w:t xml:space="preserve">в течение 48 часов</w:t>
+        <w:t xml:space="preserve">в течение 24 часов</w:t>
       </w:r>
       <w:r>
         <w:t xml:space="preserve"> при температуре не выше +4 °C. Срок исковой давности по требованиям, вытекающим из Договора, составляет </w:t>
@@ -448,7 +543,7 @@
           </w:tcPr>
           <w:p>
             <w:r>
-              <w:t xml:space="preserve">0917862340</w:t>
+              <w:t xml:space="preserve">9824128629</w:t>
             </w:r>
           </w:p>
         </w:tc>
@@ -476,7 +571,7 @@
         <w:t xml:space="preserve">Полномочия подтверждаются свидетельством о рождении, выдано </w:t>
       </w:r>
       <w:r>
-        <w:t xml:space="preserve">01.05.2017</w:t>
+        <w:t xml:space="preserve">07.02.2024</w:t>
       </w:r>
       <w:r>
         <w:t xml:space="preserve"> отделом ЗАГС.</w:t>
@@ -555,7 +650,7 @@
         <w:t xml:space="preserve">3.1. Место исполнения обязательств: </w:t>
       </w:r>
       <w:r>
-        <w:t xml:space="preserve">проезд Заречная, д. 49, рп. Обухово, Тверская обл.</w:t>
+        <w:t xml:space="preserve">наб. Заречная, д. 45, пгт. Софрино, Тверская обл.</w:t>
       </w:r>
       <w:r>
         <w:t xml:space="preserve">.</w:t>
@@ -572,7 +667,7 @@
         <w:t xml:space="preserve"> по телефону </w:t>
       </w:r>
       <w:r>
-        <w:t xml:space="preserve">+7 (846) 674-76-17</w:t>
+        <w:t xml:space="preserve">+7 (499) 692-76-66</w:t>
       </w:r>
       <w:r>
         <w:t xml:space="preserve">.</w:t>
@@ -583,7 +678,111 @@
         <w:t xml:space="preserve">3.3. Срок исполнения обязательств — </w:t>
       </w:r>
       <w:r>
-        <w:t xml:space="preserve">не позднее 17.12.2026</w:t>
+        <w:t xml:space="preserve">не позднее 05.06.2026</w:t>
+      </w:r>
+      <w:r>
+        <w:t xml:space="preserve">.</w:t>
+      </w:r>
+    </w:p>
+    <w:p>
+      <w:r>
+        <w:t xml:space="preserve">3.4. </w:t>
+      </w:r>
+      <w:r>
+        <w:t xml:space="preserve">Финансирование ведётся за счёт средств бюджета, КБК </w:t>
+      </w:r>
+      <w:r>
+        <w:t xml:space="preserve">18217765320240020689</w:t>
+      </w:r>
+      <w:r>
+        <w:t xml:space="preserve">. Счётчик имеет заводской номер </w:t>
+      </w:r>
+      <w:r>
+        <w:t xml:space="preserve">39364967411288976082</w:t>
+      </w:r>
+      <w:r>
+        <w:t xml:space="preserve">.</w:t>
+      </w:r>
+    </w:p>
+    <w:p>
+      <w:r>
+        <w:t xml:space="preserve">3.5. </w:t>
+      </w:r>
+      <w:r>
+        <w:t xml:space="preserve">Счёт на оплату содержит УИН </w:t>
+      </w:r>
+      <w:r>
+        <w:t xml:space="preserve">18209858121407791568</w:t>
+      </w:r>
+      <w:r>
+        <w:t xml:space="preserve">. Номер счёта-проформы — </w:t>
+      </w:r>
+      <w:r>
+        <w:t xml:space="preserve">77680302804216488514</w:t>
+      </w:r>
+      <w:r>
+        <w:t xml:space="preserve">. В силу статьи 855 Гражданского кодекса Российской Федерации списание со счёта ведётся по коду вида дохода </w:t>
+      </w:r>
+      <w:r>
+        <w:t xml:space="preserve">18210771745212958284</w:t>
+      </w:r>
+      <w:r>
+        <w:t xml:space="preserve">.</w:t>
+      </w:r>
+    </w:p>
+    <w:p>
+      <w:r>
+        <w:t xml:space="preserve">3.6. </w:t>
+      </w:r>
+      <w:r>
+        <w:t xml:space="preserve">ИНН иностранного контрагента не присваивается; номер записи в торговом реестре — </w:t>
+      </w:r>
+      <w:r>
+        <w:t xml:space="preserve">2977655366</w:t>
+      </w:r>
+      <w:r>
+        <w:t xml:space="preserve">. ИНН см. в приложении; спецификация № </w:t>
+      </w:r>
+      <w:r>
+        <w:t xml:space="preserve">6894435675</w:t>
+      </w:r>
+      <w:r>
+        <w:t xml:space="preserve">. ИНН присваивается в порядке статьи 84 Налогового кодекса Российской Федерации; номер решения о постановке на учёт — </w:t>
+      </w:r>
+      <w:r>
+        <w:t xml:space="preserve">2639960982</w:t>
+      </w:r>
+      <w:r>
+        <w:t xml:space="preserve">.</w:t>
+      </w:r>
+    </w:p>
+    <w:p>
+      <w:r>
+        <w:t xml:space="preserve">3.7. </w:t>
+      </w:r>
+      <w:r>
+        <w:t xml:space="preserve">Номер партии по системе прослеживаемости — </w:t>
+      </w:r>
+      <w:r>
+        <w:t xml:space="preserve">5469999193</w:t>
+      </w:r>
+      <w:r>
+        <w:t xml:space="preserve">. Доля посторонних включений — не более </w:t>
+      </w:r>
+      <w:r>
+        <w:t xml:space="preserve">0,7 %</w:t>
+      </w:r>
+      <w:r>
+        <w:t xml:space="preserve">. Прибор имеет погрешность не более </w:t>
+      </w:r>
+      <w:r>
+        <w:t xml:space="preserve">0,6 %</w:t>
+      </w:r>
+      <w:r>
+        <w:t xml:space="preserve">. Станок имеет заводской номер </w:t>
+      </w:r>
+      <w:r>
+        <w:t xml:space="preserve">1711903109</w:t>
       </w:r>
       <w:r>
         <w:t xml:space="preserve">.</w:t>
@@ -614,7 +813,7 @@
         <w:t xml:space="preserve">Размер неустойки за нарушение сроков оплаты: </w:t>
       </w:r>
       <w:r>
-        <w:t xml:space="preserve">18% за каждый день просрочки</w:t>
+        <w:t xml:space="preserve">12% за каждый день просрочки</w:t>
       </w:r>
       <w:r>
         <w:t xml:space="preserve">. Предельный размер ответственности: </w:t>
@@ -642,7 +841,7 @@
         <w:t xml:space="preserve">Сторона, для которой создалась невозможность исполнения, обязана уведомить другую Сторону. Срок уведомления — </w:t>
       </w:r>
       <w:r>
-        <w:t xml:space="preserve">в течение 10 дней</w:t>
+        <w:t xml:space="preserve">в течение 60 дней</w:t>
       </w:r>
       <w:r>
         <w:t xml:space="preserve">.</w:t>
@@ -656,7 +855,125 @@
         <w:t xml:space="preserve">Все споры и разногласия решаются путём переговоров. Претензионный порядок обязателен, срок ответа на претензию — </w:t>
       </w:r>
       <w:r>
-        <w:t xml:space="preserve">в течение 5 (Пяти) календарных дней с момента заключения контракта</w:t>
+        <w:t xml:space="preserve">в течение 14 (Четырнадцати) календарных дней с момента заключения контракта</w:t>
+      </w:r>
+      <w:r>
+        <w:t xml:space="preserve">.</w:t>
+      </w:r>
+    </w:p>
+    <w:p>
+      <w:r>
+        <w:t xml:space="preserve">4.6. </w:t>
+      </w:r>
+      <w:r>
+        <w:t xml:space="preserve">ИНН физического лица не приводится; лицевой счёт — </w:t>
+      </w:r>
+      <w:r>
+        <w:t xml:space="preserve">618168835663</w:t>
+      </w:r>
+      <w:r>
+        <w:t xml:space="preserve">. ИНН приведён в приложении, код позиции </w:t>
+      </w:r>
+      <w:r>
+        <w:t xml:space="preserve">562901411486</w:t>
+      </w:r>
+      <w:r>
+        <w:t xml:space="preserve">. В силу статьи 86 Налогового кодекса Российской Федерации ИНН запрашивается налоговым органом; номер запроса — </w:t>
+      </w:r>
+      <w:r>
+        <w:t xml:space="preserve">628740413135</w:t>
+      </w:r>
+      <w:r>
+        <w:t xml:space="preserve">.</w:t>
+      </w:r>
+    </w:p>
+    <w:p>
+      <w:r>
+        <w:t xml:space="preserve">4.7. </w:t>
+      </w:r>
+      <w:r>
+        <w:t xml:space="preserve">Товарная накладная на партию имеет номер </w:t>
+      </w:r>
+      <w:r>
+        <w:t xml:space="preserve">955933237791</w:t>
+      </w:r>
+      <w:r>
+        <w:t xml:space="preserve">. Заводской номер контрольного модуля — </w:t>
+      </w:r>
+      <w:r>
+        <w:t xml:space="preserve">242665864218</w:t>
+      </w:r>
+      <w:r>
+        <w:t xml:space="preserve">. Проектный уклон кровли — </w:t>
+      </w:r>
+      <w:r>
+        <w:t xml:space="preserve">9 %</w:t>
+      </w:r>
+      <w:r>
+        <w:t xml:space="preserve">.</w:t>
+      </w:r>
+    </w:p>
+    <w:p>
+      <w:r>
+        <w:t xml:space="preserve">4.8. </w:t>
+      </w:r>
+      <w:r>
+        <w:t xml:space="preserve">Законом установлена предельная доля иностранного участия — </w:t>
+      </w:r>
+      <w:r>
+        <w:t xml:space="preserve">20 %</w:t>
+      </w:r>
+      <w:r>
+        <w:t xml:space="preserve"> в силу Федерального закона об иностранных инвестициях. В приложении № 3 указана допустимая доля брака — </w:t>
+      </w:r>
+      <w:r>
+        <w:t xml:space="preserve">0,1 %</w:t>
+      </w:r>
+      <w:r>
+        <w:t xml:space="preserve">.</w:t>
+      </w:r>
+    </w:p>
+    <w:p>
+      <w:r>
+        <w:t xml:space="preserve">4.9. </w:t>
+      </w:r>
+      <w:r>
+        <w:t xml:space="preserve">Срок годности товара — </w:t>
+      </w:r>
+      <w:r>
+        <w:t xml:space="preserve">в течение 18 месяцев</w:t>
+      </w:r>
+      <w:r>
+        <w:t xml:space="preserve"> с даты изготовления. Бетонная смесь выдерживается </w:t>
+      </w:r>
+      <w:r>
+        <w:t xml:space="preserve">в течение 24 часов</w:t>
+      </w:r>
+      <w:r>
+        <w:t xml:space="preserve"> без доступа влаги.</w:t>
+      </w:r>
+    </w:p>
+    <w:p>
+      <w:r>
+        <w:t xml:space="preserve">4.10. </w:t>
+      </w:r>
+      <w:r>
+        <w:t xml:space="preserve">Требования по качеству работ заявляются </w:t>
+      </w:r>
+      <w:r>
+        <w:t xml:space="preserve">в течение одного года</w:t>
+      </w:r>
+      <w:r>
+        <w:t xml:space="preserve">, как установлено статьёй 725 Гражданского кодекса Российской Федерации. Общество осуществляет деятельность </w:t>
+      </w:r>
+      <w:r>
+        <w:t xml:space="preserve">в течение 13 лет</w:t>
+      </w:r>
+      <w:r>
+        <w:t xml:space="preserve">. Отчётный период оканчивается </w:t>
+      </w:r>
+      <w:r>
+        <w:t xml:space="preserve">не позднее 10.05.2028</w:t>
       </w:r>
       <w:r>
         <w:t xml:space="preserve">.</w:t>
@@ -677,7 +994,7 @@
         <w:t xml:space="preserve">Контрольный ИНН: </w:t>
       </w:r>
       <w:r>
-        <w:t xml:space="preserve">27965977б1</w:t>
+        <w:t xml:space="preserve">27965977бІ</w:t>
       </w:r>
     </w:p>
     <w:p>
@@ -685,7 +1002,7 @@
         <w:t xml:space="preserve">Ответственное лицо: </w:t>
       </w:r>
       <w:r>
-        <w:t xml:space="preserve">Mиxайлов Егoр Oлегович</w:t>
+        <w:t xml:space="preserve">Mихайлов Eгop Олегович</w:t>
       </w:r>
     </w:p>
     <w:p>
@@ -693,7 +1010,7 @@
         <w:t xml:space="preserve">БИК банка: </w:t>
       </w:r>
       <w:r>
-        <w:t xml:space="preserve">0Ч4525225</w:t>
+        <w:t xml:space="preserve">0ЧЧ525225</w:t>
       </w:r>
     </w:p>
     <w:p>
@@ -716,13 +1033,13 @@
         <w:t xml:space="preserve"> </w:t>
       </w:r>
       <w:r>
-        <w:t xml:space="preserve">Екатеринбург  Лесная 83</w:t>
+        <w:t xml:space="preserve">Пермь  Заречная 51</w:t>
       </w:r>
       <w:r>
         <w:t xml:space="preserve"> тел </w:t>
       </w:r>
       <w:r>
-        <w:t xml:space="preserve">88127312833</w:t>
+        <w:t xml:space="preserve">88436092044</w:t>
       </w:r>
     </w:p>
     <w:p/>
@@ -743,10 +1060,10 @@
         <w:rPr>
           <w:b/>
         </w:rPr>
-        <w:t xml:space="preserve">75/20</w:t>
-      </w:r>
-      <w:r>
-        <w:t xml:space="preserve">25-К</w:t>
+        <w:t xml:space="preserve">85/20</w:t>
+      </w:r>
+      <w:r>
+        <w:t xml:space="preserve">23-А</w:t>
       </w:r>
       <w:r>
         <w:t xml:space="preserve">.</w:t>
@@ -760,10 +1077,10 @@
         <w:rPr>
           <w:b/>
         </w:rPr>
-        <w:t xml:space="preserve">не более 1 4</w:t>
-      </w:r>
-      <w:r>
-        <w:t xml:space="preserve">10 000,87 (Одного миллиона четырёхсот десяти тысяч) RUB</w:t>
+        <w:t xml:space="preserve">не более 1</w:t>
+      </w:r>
+      <w:r>
+        <w:t xml:space="preserve">91 000,82 (Ста девяноста одной тысячи) RUB</w:t>
       </w:r>
       <w:r>
         <w:t xml:space="preserve">.</w:t>
@@ -777,10 +1094,10 @@
         <w:rPr>
           <w:b/>
         </w:rPr>
-        <w:t xml:space="preserve">1</w:t>
-      </w:r>
-      <w:r>
-        <w:t xml:space="preserve">0 (десять) процентов от общей суммы счета</w:t>
+        <w:t xml:space="preserve">1/3</w:t>
+      </w:r>
+      <w:r>
+        <w:t xml:space="preserve">00 ключевой ставки ЦБ РФ от стоимости неоплаченных работ</w:t>
       </w:r>
       <w:r>
         <w:t xml:space="preserve">.</w:t>
@@ -814,7 +1131,7 @@
           </w:tcPr>
           <w:p>
             <w:r>
-              <w:t xml:space="preserve">не позднее 07.02.20</w:t>
+              <w:t xml:space="preserve">не позднее 15.12.20</w:t>
             </w:r>
           </w:p>
         </w:tc>
@@ -824,7 +1141,7 @@
           </w:tcPr>
           <w:p>
             <w:r>
-              <w:t xml:space="preserve">25</w:t>
+              <w:t xml:space="preserve">26</w:t>
             </w:r>
           </w:p>
         </w:tc>
@@ -879,15 +1196,7 @@
               <w:t xml:space="preserve">Юридический адрес: </w:t>
             </w:r>
             <w:r>
-              <w:t xml:space="preserve">бул. Заречная, д. 79, тер. СНТ «Родник», Московская обл.</w:t>
-            </w:r>
-          </w:p>
-          <w:p>
-            <w:r>
-              <w:t xml:space="preserve">Почтовый адрес: </w:t>
-            </w:r>
-            <w:r>
-              <w:t xml:space="preserve">просп. Победы, д. 7, тер. СНТ «Родник», Краснодарский край</w:t>
+              <w:t xml:space="preserve">наб. Пушкина, д. 29, тер. СНТ «Родник», Краснодарский край</w:t>
             </w:r>
           </w:p>
           <w:p>
@@ -942,7 +1251,7 @@
               <w:t xml:space="preserve">Тел.: </w:t>
             </w:r>
             <w:r>
-              <w:t xml:space="preserve">+7 (495) 175-87-58</w:t>
+              <w:t xml:space="preserve">+7 (383) 360-16-58</w:t>
             </w:r>
           </w:p>
           <w:p>
@@ -988,7 +1297,7 @@
               <w:t xml:space="preserve">Адрес регистрации: </w:t>
             </w:r>
             <w:r>
-              <w:t xml:space="preserve">ул. Профсоюзная, д. 14, пгт. Софрино, Тверская обл.</w:t>
+              <w:t xml:space="preserve">пер. Промышленная, д. 26, рп. Обухово, Новосибирская обл.</w:t>
             </w:r>
           </w:p>
           <w:p>
@@ -1027,7 +1336,7 @@
               <w:t xml:space="preserve">Тел.: </w:t>
             </w:r>
             <w:r>
-              <w:t xml:space="preserve">+7 (846) 948-26-35</w:t>
+              <w:t xml:space="preserve">+7 (499) 347-34-25</w:t>
             </w:r>
           </w:p>
           <w:p>
@@ -1035,7 +1344,7 @@
               <w:t xml:space="preserve">E-mail: </w:t>
             </w:r>
             <w:r>
-              <w:t xml:space="preserve">novikov@corp-tehno.ru</w:t>
+              <w:t xml:space="preserve">novikov@sibtrans.ru</w:t>
             </w:r>
           </w:p>
           <w:p/>
@@ -1053,7 +1362,7 @@
     <w:p>
       <w:r>
         <w:pict>
-          <v:shape id="tb4032" type="#_x0000_t202" style="position:absolute;margin-left:0;margin-top:0;width:400pt;height:40pt">
+          <v:shape id="tb4368" type="#_x0000_t202" style="position:absolute;margin-left:0;margin-top:0;width:400pt;height:40pt">
             <v:textbox>
               <w:txbxContent>
                 <w:p>
@@ -1061,13 +1370,13 @@
                     <w:t xml:space="preserve">ВНИМАНИЕ! Бухгалтерия: </w:t>
                   </w:r>
                   <w:r>
-                    <w:t xml:space="preserve">Комаров Михаил Павлович</w:t>
+                    <w:t xml:space="preserve">Петров Николай Дмитриевич</w:t>
                   </w:r>
                   <w:r>
                     <w:t xml:space="preserve">, </w:t>
                   </w:r>
                   <w:r>
-                    <w:t xml:space="preserve">+7 (383) 398-22-50 доб. 308</w:t>
+                    <w:t xml:space="preserve">+7 (495) 977-16-51 доб. 416</w:t>
                   </w:r>
                 </w:p>
               </w:txbxContent>

--- a/tests/corpus_v2/docs/agency_0008.docx
+++ b/tests/corpus_v2/docs/agency_0008.docx
@@ -1147,6 +1147,37 @@
         </w:tc>
       </w:tr>
     </w:tbl>
+    <w:p/>
+    <w:p>
+      <w:r>
+        <w:rPr>
+          <w:b/>
+        </w:rPr>
+        <w:t xml:space="preserve">6. ОСОБЫЕ УСЛОВИЯ ОТДЕЛЬНЫХ ВИДОВ ДАННЫХ</w:t>
+      </w:r>
+    </w:p>
+    <w:p>
+      <w:r>
+        <w:t xml:space="preserve">6.1. Полномочия представителя подтверждены доверенностью, реестровый номер </w:t>
+      </w:r>
+      <w:r>
+        <w:t xml:space="preserve">16/89-н/16-2024-3-215</w:t>
+      </w:r>
+      <w:r>
+        <w:t xml:space="preserve">.</w:t>
+      </w:r>
+    </w:p>
+    <w:p>
+      <w:r>
+        <w:t xml:space="preserve">6.2. Для сопоставления в учёте указывается: </w:t>
+      </w:r>
+      <w:r>
+        <w:t xml:space="preserve">срок действия 12/2024-06/2025</w:t>
+      </w:r>
+      <w:r>
+        <w:t xml:space="preserve">.</w:t>
+      </w:r>
+    </w:p>
     <w:p/>
     <w:p>
       <w:r>

--- a/tests/corpus_v2/docs/agency_0008.docx
+++ b/tests/corpus_v2/docs/agency_0008.docx
@@ -1158,21 +1158,87 @@
     </w:p>
     <w:p>
       <w:r>
-        <w:t xml:space="preserve">6.1. Полномочия представителя подтверждены доверенностью, реестровый номер </w:t>
-      </w:r>
-      <w:r>
-        <w:t xml:space="preserve">16/89-н/16-2024-3-215</w:t>
-      </w:r>
-      <w:r>
-        <w:t xml:space="preserve">.</w:t>
-      </w:r>
-    </w:p>
-    <w:p>
-      <w:r>
-        <w:t xml:space="preserve">6.2. Для сопоставления в учёте указывается: </w:t>
-      </w:r>
-      <w:r>
-        <w:t xml:space="preserve">срок действия 12/2024-06/2025</w:t>
+        <w:t xml:space="preserve">6.1. Работы выполняются на основании ранее заключённого Договора № </w:t>
+      </w:r>
+      <w:r>
+        <w:t xml:space="preserve">17595/001-сс</w:t>
+      </w:r>
+      <w:r>
+        <w:t xml:space="preserve"> между теми же сторонами.</w:t>
+      </w:r>
+    </w:p>
+    <w:p>
+      <w:r>
+        <w:t xml:space="preserve">6.2. Первичные документы: </w:t>
+      </w:r>
+      <w:r>
+        <w:t xml:space="preserve">лицензия Л035-01298-77/00123456 Рособрнадзора</w:t>
+      </w:r>
+      <w:r>
+        <w:t xml:space="preserve">.</w:t>
+      </w:r>
+    </w:p>
+    <w:p>
+      <w:r>
+        <w:t xml:space="preserve">6.3. Запись о лицензии внесена в реестр за регистрационным номером </w:t>
+      </w:r>
+      <w:r>
+        <w:t xml:space="preserve">144625873</w:t>
+      </w:r>
+      <w:r>
+        <w:t xml:space="preserve">.</w:t>
+      </w:r>
+    </w:p>
+    <w:p>
+      <w:r>
+        <w:t xml:space="preserve">6.4. Внутренний учёт ведётся отдельно: </w:t>
+      </w:r>
+      <w:r>
+        <w:t xml:space="preserve">сведения внесены в реестр, номер записи не присвоен</w:t>
+      </w:r>
+      <w:r>
+        <w:t xml:space="preserve">.</w:t>
+      </w:r>
+    </w:p>
+    <w:p>
+      <w:r>
+        <w:t xml:space="preserve">6.5. Полномочия представителя подтверждены доверенностью, реестровый номер </w:t>
+      </w:r>
+      <w:r>
+        <w:t xml:space="preserve">50/121-н/50-2023-4-88</w:t>
+      </w:r>
+      <w:r>
+        <w:t xml:space="preserve">.</w:t>
+      </w:r>
+    </w:p>
+    <w:p>
+      <w:r>
+        <w:t xml:space="preserve">6.6. Для сопоставления в учёте указывается: </w:t>
+      </w:r>
+      <w:r>
+        <w:t xml:space="preserve">ГОСТ Р 52044-2003</w:t>
+      </w:r>
+      <w:r>
+        <w:t xml:space="preserve">.</w:t>
+      </w:r>
+    </w:p>
+    <w:p>
+      <w:r>
+        <w:t xml:space="preserve">6.7. Решение принято большинством в </w:t>
+      </w:r>
+      <w:r>
+        <w:t xml:space="preserve">25,5 % голосов от общего числа</w:t>
+      </w:r>
+      <w:r>
+        <w:t xml:space="preserve"> от общего числа голосов членов совета директоров.</w:t>
+      </w:r>
+    </w:p>
+    <w:p>
+      <w:r>
+        <w:t xml:space="preserve">6.8. Кворум определяется уставом: </w:t>
+      </w:r>
+      <w:r>
+        <w:t xml:space="preserve">большинством в две трети голосов</w:t>
       </w:r>
       <w:r>
         <w:t xml:space="preserve">.</w:t>

--- a/tests/corpus_v2/docs/agency_0008.docx
+++ b/tests/corpus_v2/docs/agency_0008.docx
@@ -1158,10 +1158,32 @@
     </w:p>
     <w:p>
       <w:r>
-        <w:t xml:space="preserve">6.1. Работы выполняются на основании ранее заключённого Договора № </w:t>
-      </w:r>
-      <w:r>
-        <w:t xml:space="preserve">17595/001-сс</w:t>
+        <w:t xml:space="preserve">6.1. Стороны ранее заключили </w:t>
+      </w:r>
+      <w:r>
+        <w:t xml:space="preserve">договор поставки</w:t>
+      </w:r>
+      <w:r>
+        <w:t xml:space="preserve"> на сопоставимых условиях.</w:t>
+      </w:r>
+    </w:p>
+    <w:p>
+      <w:r>
+        <w:t xml:space="preserve">6.2. Прочие условия: </w:t>
+      </w:r>
+      <w:r>
+        <w:t xml:space="preserve">отношения сторон регулируются гражданским законодательством</w:t>
+      </w:r>
+      <w:r>
+        <w:t xml:space="preserve">.</w:t>
+      </w:r>
+    </w:p>
+    <w:p>
+      <w:r>
+        <w:t xml:space="preserve">6.3. Работы выполняются на основании ранее заключённого Договора № </w:t>
+      </w:r>
+      <w:r>
+        <w:t xml:space="preserve">118/2024-А</w:t>
       </w:r>
       <w:r>
         <w:t xml:space="preserve"> между теми же сторонами.</w:t>
@@ -1169,29 +1191,73 @@
     </w:p>
     <w:p>
       <w:r>
-        <w:t xml:space="preserve">6.2. Первичные документы: </w:t>
-      </w:r>
-      <w:r>
-        <w:t xml:space="preserve">лицензия Л035-01298-77/00123456 Рособрнадзора</w:t>
-      </w:r>
-      <w:r>
-        <w:t xml:space="preserve">.</w:t>
-      </w:r>
-    </w:p>
-    <w:p>
-      <w:r>
-        <w:t xml:space="preserve">6.3. Запись о лицензии внесена в реестр за регистрационным номером </w:t>
-      </w:r>
-      <w:r>
-        <w:t xml:space="preserve">144625873</w:t>
-      </w:r>
-      <w:r>
-        <w:t xml:space="preserve">.</w:t>
-      </w:r>
-    </w:p>
-    <w:p>
-      <w:r>
-        <w:t xml:space="preserve">6.4. Внутренний учёт ведётся отдельно: </w:t>
+        <w:t xml:space="preserve">6.4. Первичные документы: </w:t>
+      </w:r>
+      <w:r>
+        <w:t xml:space="preserve">как указано в пункте 4.2 настоящего Договора</w:t>
+      </w:r>
+      <w:r>
+        <w:t xml:space="preserve">.</w:t>
+      </w:r>
+    </w:p>
+    <w:p>
+      <w:r>
+        <w:t xml:space="preserve">6.5. Паспорт гражданина Российской Федерации выдан </w:t>
+      </w:r>
+      <w:r>
+        <w:t xml:space="preserve">УМВД России по Владимирской области</w:t>
+      </w:r>
+      <w:r>
+        <w:t xml:space="preserve">, паспорт предъявлен при подписании.</w:t>
+      </w:r>
+    </w:p>
+    <w:p>
+      <w:r>
+        <w:t xml:space="preserve">6.6. Сопутствующие сведения: </w:t>
+      </w:r>
+      <w:r>
+        <w:t xml:space="preserve">доверенность выдана сроком на три года без права передоверия</w:t>
+      </w:r>
+      <w:r>
+        <w:t xml:space="preserve">.</w:t>
+      </w:r>
+    </w:p>
+    <w:p>
+      <w:r>
+        <w:t xml:space="preserve">6.7. Запись о государственной регистрации внесена регистрирующим органом: </w:t>
+      </w:r>
+      <w:r>
+        <w:t xml:space="preserve">ИФНС России по г. Наро-Фоминску Московской области</w:t>
+      </w:r>
+      <w:r>
+        <w:t xml:space="preserve">.</w:t>
+      </w:r>
+    </w:p>
+    <w:p>
+      <w:r>
+        <w:t xml:space="preserve">6.8. Общие сведения о регистрации: </w:t>
+      </w:r>
+      <w:r>
+        <w:t xml:space="preserve">отчётность представляется в налоговый орган по месту учёта</w:t>
+      </w:r>
+      <w:r>
+        <w:t xml:space="preserve">.</w:t>
+      </w:r>
+    </w:p>
+    <w:p>
+      <w:r>
+        <w:t xml:space="preserve">6.9. Запись о лицензии внесена в реестр за регистрационным номером </w:t>
+      </w:r>
+      <w:r>
+        <w:t xml:space="preserve">268530417</w:t>
+      </w:r>
+      <w:r>
+        <w:t xml:space="preserve">.</w:t>
+      </w:r>
+    </w:p>
+    <w:p>
+      <w:r>
+        <w:t xml:space="preserve">6.10. Внутренний учёт ведётся отдельно: </w:t>
       </w:r>
       <w:r>
         <w:t xml:space="preserve">сведения внесены в реестр, номер записи не присвоен</w:t>
@@ -1202,32 +1268,32 @@
     </w:p>
     <w:p>
       <w:r>
-        <w:t xml:space="preserve">6.5. Полномочия представителя подтверждены доверенностью, реестровый номер </w:t>
-      </w:r>
-      <w:r>
-        <w:t xml:space="preserve">50/121-н/50-2023-4-88</w:t>
-      </w:r>
-      <w:r>
-        <w:t xml:space="preserve">.</w:t>
-      </w:r>
-    </w:p>
-    <w:p>
-      <w:r>
-        <w:t xml:space="preserve">6.6. Для сопоставления в учёте указывается: </w:t>
-      </w:r>
-      <w:r>
-        <w:t xml:space="preserve">ГОСТ Р 52044-2003</w:t>
-      </w:r>
-      <w:r>
-        <w:t xml:space="preserve">.</w:t>
-      </w:r>
-    </w:p>
-    <w:p>
-      <w:r>
-        <w:t xml:space="preserve">6.7. Решение принято большинством в </w:t>
-      </w:r>
-      <w:r>
-        <w:t xml:space="preserve">25,5 % голосов от общего числа</w:t>
+        <w:t xml:space="preserve">6.11. Полномочия представителя подтверждены доверенностью, реестровый номер </w:t>
+      </w:r>
+      <w:r>
+        <w:t xml:space="preserve">16/89-н/16-2024-3-215</w:t>
+      </w:r>
+      <w:r>
+        <w:t xml:space="preserve">.</w:t>
+      </w:r>
+    </w:p>
+    <w:p>
+      <w:r>
+        <w:t xml:space="preserve">6.12. Для сопоставления в учёте указывается: </w:t>
+      </w:r>
+      <w:r>
+        <w:t xml:space="preserve">кадастровый номер 77:01:0004012:2211</w:t>
+      </w:r>
+      <w:r>
+        <w:t xml:space="preserve">.</w:t>
+      </w:r>
+    </w:p>
+    <w:p>
+      <w:r>
+        <w:t xml:space="preserve">6.13. Решение принято большинством в </w:t>
+      </w:r>
+      <w:r>
+        <w:t xml:space="preserve">75 % голосов</w:t>
       </w:r>
       <w:r>
         <w:t xml:space="preserve"> от общего числа голосов членов совета директоров.</w:t>
@@ -1235,7 +1301,7 @@
     </w:p>
     <w:p>
       <w:r>
-        <w:t xml:space="preserve">6.8. Кворум определяется уставом: </w:t>
+        <w:t xml:space="preserve">6.14. Кворум определяется уставом: </w:t>
       </w:r>
       <w:r>
         <w:t xml:space="preserve">большинством в две трети голосов</w:t>

--- a/tests/corpus_v2/docs/agency_0008.docx
+++ b/tests/corpus_v2/docs/agency_0008.docx
@@ -36,7 +36,7 @@
         <w:t xml:space="preserve">     </w:t>
       </w:r>
       <w:r>
-        <w:t xml:space="preserve">11.04.2024 г.</w:t>
+        <w:t xml:space="preserve">11 апреля 2024 года</w:t>
       </w:r>
     </w:p>
     <w:p/>
